--- a/design/iceberg_metadata_sql_func_impl_design.docx
+++ b/design/iceberg_metadata_sql_func_impl_design.docx
@@ -20,16 +20,30 @@
     <w:p>
       <w:pPr>
         <w:pStyle w:val="1"/>
-      </w:pPr>
-      <w:r>
+        <w:rPr>
+          <w:b w:val="0"/>
+          <w:bCs w:val="0"/>
+        </w:rPr>
+      </w:pPr>
+      <w:r>
+        <w:rPr>
+          <w:b w:val="0"/>
+          <w:bCs w:val="0"/>
+        </w:rPr>
         <w:t xml:space="preserve">1. </w:t>
       </w:r>
       <w:r>
+        <w:rPr>
+          <w:b w:val="0"/>
+          <w:bCs w:val="0"/>
+        </w:rPr>
         <w:t>目</w:t>
       </w:r>
       <w:r>
         <w:rPr>
-          <w:rFonts w:ascii="微软雅黑" w:eastAsia="微软雅黑" w:hAnsi="微软雅黑" w:cs="微软雅黑" w:hint="eastAsia"/>
+          <w:rFonts w:hint="eastAsia"/>
+          <w:b w:val="0"/>
+          <w:bCs w:val="0"/>
         </w:rPr>
         <w:t>标</w:t>
       </w:r>
@@ -40,11 +54,19 @@
           <w:lang w:eastAsia="zh-CN"/>
         </w:rPr>
       </w:pPr>
-      <w:r>
-        <w:rPr>
-          <w:rFonts w:ascii="宋体" w:hAnsi="宋体"/>
-        </w:rPr>
-        <w:t xml:space="preserve">本文档为 SQL </w:t>
+      <w:proofErr w:type="spellStart"/>
+      <w:r>
+        <w:rPr>
+          <w:rFonts w:ascii="宋体" w:hAnsi="宋体"/>
+        </w:rPr>
+        <w:t>本文档为</w:t>
+      </w:r>
+      <w:proofErr w:type="spellEnd"/>
+      <w:r>
+        <w:rPr>
+          <w:rFonts w:ascii="宋体" w:hAnsi="宋体"/>
+        </w:rPr>
+        <w:t xml:space="preserve"> SQL </w:t>
       </w:r>
       <w:proofErr w:type="spellStart"/>
       <w:r>
@@ -151,38 +173,36 @@
       <w:pPr>
         <w:pStyle w:val="1"/>
         <w:rPr>
-          <w:lang w:eastAsia="zh-CN"/>
-        </w:rPr>
-      </w:pPr>
-      <w:r>
-        <w:rPr>
-          <w:lang w:eastAsia="zh-CN"/>
+          <w:b w:val="0"/>
+          <w:bCs w:val="0"/>
+        </w:rPr>
+      </w:pPr>
+      <w:r>
+        <w:rPr>
+          <w:b w:val="0"/>
+          <w:bCs w:val="0"/>
         </w:rPr>
         <w:t xml:space="preserve">2. </w:t>
       </w:r>
       <w:r>
         <w:rPr>
-          <w:lang w:eastAsia="zh-CN"/>
+          <w:b w:val="0"/>
+          <w:bCs w:val="0"/>
         </w:rPr>
         <w:t>系</w:t>
       </w:r>
       <w:r>
         <w:rPr>
-          <w:rFonts w:ascii="微软雅黑" w:eastAsia="微软雅黑" w:hAnsi="微软雅黑" w:cs="微软雅黑" w:hint="eastAsia"/>
-          <w:lang w:eastAsia="zh-CN"/>
-        </w:rPr>
-        <w:t>统</w:t>
-      </w:r>
-      <w:r>
-        <w:rPr>
-          <w:rFonts w:ascii="MS Gothic" w:eastAsia="MS Gothic" w:hAnsi="MS Gothic" w:cs="MS Gothic" w:hint="eastAsia"/>
-          <w:lang w:eastAsia="zh-CN"/>
-        </w:rPr>
-        <w:t>上下</w:t>
-      </w:r>
-      <w:r>
-        <w:rPr>
-          <w:lang w:eastAsia="zh-CN"/>
+          <w:rFonts w:hint="eastAsia"/>
+          <w:b w:val="0"/>
+          <w:bCs w:val="0"/>
+        </w:rPr>
+        <w:t>统上下</w:t>
+      </w:r>
+      <w:r>
+        <w:rPr>
+          <w:b w:val="0"/>
+          <w:bCs w:val="0"/>
         </w:rPr>
         <w:t>文</w:t>
       </w:r>
@@ -191,31 +211,50 @@
       <w:pPr>
         <w:pStyle w:val="21"/>
         <w:rPr>
-          <w:lang w:eastAsia="zh-CN"/>
-        </w:rPr>
-      </w:pPr>
-      <w:r>
-        <w:rPr>
+          <w:b w:val="0"/>
+          <w:bCs w:val="0"/>
+          <w:lang w:eastAsia="zh-CN"/>
+        </w:rPr>
+      </w:pPr>
+      <w:r>
+        <w:rPr>
+          <w:b w:val="0"/>
+          <w:bCs w:val="0"/>
           <w:lang w:eastAsia="zh-CN"/>
         </w:rPr>
         <w:t xml:space="preserve">2.1 </w:t>
       </w:r>
       <w:r>
         <w:rPr>
-          <w:lang w:eastAsia="zh-CN"/>
-        </w:rPr>
-        <w:t>双引擎</w:t>
-      </w:r>
-      <w:r>
-        <w:rPr>
-          <w:rFonts w:ascii="微软雅黑" w:eastAsia="微软雅黑" w:hAnsi="微软雅黑" w:cs="微软雅黑" w:hint="eastAsia"/>
+          <w:b w:val="0"/>
+          <w:bCs w:val="0"/>
+          <w:lang w:eastAsia="zh-CN"/>
+        </w:rPr>
+        <w:t>双</w:t>
+      </w:r>
+      <w:r>
+        <w:rPr>
+          <w:rFonts w:ascii="宋体" w:hAnsi="宋体"/>
+          <w:b w:val="0"/>
+          <w:bCs w:val="0"/>
+          <w:lang w:eastAsia="zh-CN"/>
+        </w:rPr>
+        <w:t>引擎</w:t>
+      </w:r>
+      <w:r>
+        <w:rPr>
+          <w:rFonts w:ascii="宋体" w:hAnsi="宋体" w:cs="微软雅黑" w:hint="eastAsia"/>
+          <w:b w:val="0"/>
+          <w:bCs w:val="0"/>
           <w:lang w:eastAsia="zh-CN"/>
         </w:rPr>
         <w:t>读</w:t>
       </w:r>
       <w:r>
         <w:rPr>
-          <w:rFonts w:ascii="MS Gothic" w:eastAsia="MS Gothic" w:hAnsi="MS Gothic" w:cs="MS Gothic" w:hint="eastAsia"/>
+          <w:rFonts w:ascii="宋体" w:hAnsi="宋体" w:cs="MS Gothic" w:hint="eastAsia"/>
+          <w:b w:val="0"/>
+          <w:bCs w:val="0"/>
           <w:lang w:eastAsia="zh-CN"/>
         </w:rPr>
         <w:t>写架构</w:t>
@@ -275,11 +314,15 @@
       <w:pPr>
         <w:pStyle w:val="21"/>
         <w:rPr>
-          <w:lang w:eastAsia="zh-CN"/>
-        </w:rPr>
-      </w:pPr>
-      <w:r>
-        <w:rPr>
+          <w:b w:val="0"/>
+          <w:bCs w:val="0"/>
+          <w:lang w:eastAsia="zh-CN"/>
+        </w:rPr>
+      </w:pPr>
+      <w:r>
+        <w:rPr>
+          <w:b w:val="0"/>
+          <w:bCs w:val="0"/>
           <w:lang w:eastAsia="zh-CN"/>
         </w:rPr>
         <w:lastRenderedPageBreak/>
@@ -287,26 +330,34 @@
       </w:r>
       <w:r>
         <w:rPr>
+          <w:b w:val="0"/>
+          <w:bCs w:val="0"/>
           <w:lang w:eastAsia="zh-CN"/>
         </w:rPr>
         <w:t>模</w:t>
       </w:r>
       <w:r>
         <w:rPr>
-          <w:rFonts w:ascii="微软雅黑" w:eastAsia="微软雅黑" w:hAnsi="微软雅黑" w:cs="微软雅黑" w:hint="eastAsia"/>
+          <w:rFonts w:hint="eastAsia"/>
+          <w:b w:val="0"/>
+          <w:bCs w:val="0"/>
           <w:lang w:eastAsia="zh-CN"/>
         </w:rPr>
         <w:t>块</w:t>
       </w:r>
       <w:r>
         <w:rPr>
+          <w:b w:val="0"/>
+          <w:bCs w:val="0"/>
           <w:lang w:eastAsia="zh-CN"/>
         </w:rPr>
         <w:t>交互</w:t>
       </w:r>
       <w:r>
         <w:rPr>
-          <w:rFonts w:ascii="微软雅黑" w:eastAsia="微软雅黑" w:hAnsi="微软雅黑" w:cs="微软雅黑" w:hint="eastAsia"/>
+          <w:rFonts w:hint="eastAsia"/>
+          <w:b w:val="0"/>
+          <w:bCs w:val="0"/>
           <w:lang w:eastAsia="zh-CN"/>
         </w:rPr>
         <w:t>总</w:t>
@@ -314,7 +365,9 @@
       <w:proofErr w:type="gramStart"/>
       <w:r>
         <w:rPr>
-          <w:rFonts w:ascii="微软雅黑" w:eastAsia="微软雅黑" w:hAnsi="微软雅黑" w:cs="微软雅黑" w:hint="eastAsia"/>
+          <w:rFonts w:hint="eastAsia"/>
+          <w:b w:val="0"/>
+          <w:bCs w:val="0"/>
           <w:lang w:eastAsia="zh-CN"/>
         </w:rPr>
         <w:t>览</w:t>
@@ -811,103 +864,135 @@
       <w:pPr>
         <w:pStyle w:val="1"/>
         <w:rPr>
-          <w:rFonts w:ascii="宋体" w:eastAsia="宋体" w:hAnsi="宋体"/>
-          <w:color w:val="2E74B5"/>
-          <w:sz w:val="30"/>
-          <w:lang w:eastAsia="zh-CN"/>
-        </w:rPr>
-      </w:pPr>
-      <w:r>
+          <w:rFonts w:hint="eastAsia"/>
+          <w:b w:val="0"/>
+          <w:bCs w:val="0"/>
+        </w:rPr>
+      </w:pPr>
+      <w:r>
+        <w:rPr>
+          <w:b w:val="0"/>
+          <w:bCs w:val="0"/>
+        </w:rPr>
         <w:t xml:space="preserve">3. Iceberg SDK </w:t>
       </w:r>
       <w:proofErr w:type="spellStart"/>
       <w:r>
+        <w:rPr>
+          <w:b w:val="0"/>
+          <w:bCs w:val="0"/>
+        </w:rPr>
         <w:t>接口</w:t>
       </w:r>
       <w:r>
         <w:rPr>
-          <w:rFonts w:ascii="微软雅黑" w:eastAsia="微软雅黑" w:hAnsi="微软雅黑" w:cs="微软雅黑" w:hint="eastAsia"/>
-        </w:rPr>
-        <w:t>诉</w:t>
-      </w:r>
-      <w:r>
-        <w:rPr>
-          <w:rFonts w:ascii="MS Gothic" w:eastAsia="MS Gothic" w:hAnsi="MS Gothic" w:cs="MS Gothic" w:hint="eastAsia"/>
-        </w:rPr>
-        <w:t>求</w:t>
+          <w:rFonts w:hint="eastAsia"/>
+          <w:b w:val="0"/>
+          <w:bCs w:val="0"/>
+        </w:rPr>
+        <w:t>诉求</w:t>
       </w:r>
       <w:proofErr w:type="spellEnd"/>
     </w:p>
     <w:p>
       <w:pPr>
         <w:pStyle w:val="21"/>
-      </w:pPr>
-      <w:r>
+        <w:rPr>
+          <w:b w:val="0"/>
+          <w:bCs w:val="0"/>
+          <w:lang w:eastAsia="zh-CN"/>
+        </w:rPr>
+      </w:pPr>
+      <w:r>
+        <w:rPr>
+          <w:b w:val="0"/>
+          <w:bCs w:val="0"/>
+          <w:lang w:eastAsia="zh-CN"/>
+        </w:rPr>
         <w:t xml:space="preserve">3.1 </w:t>
       </w:r>
       <w:proofErr w:type="spellStart"/>
       <w:r>
+        <w:rPr>
+          <w:b w:val="0"/>
+          <w:bCs w:val="0"/>
+          <w:lang w:eastAsia="zh-CN"/>
+        </w:rPr>
         <w:t>架构</w:t>
       </w:r>
       <w:r>
         <w:rPr>
-          <w:rFonts w:ascii="微软雅黑" w:eastAsia="微软雅黑" w:hAnsi="微软雅黑" w:cs="微软雅黑" w:hint="eastAsia"/>
-        </w:rPr>
-        <w:t>说</w:t>
-      </w:r>
-      <w:r>
-        <w:rPr>
-          <w:rFonts w:ascii="MS Gothic" w:eastAsia="MS Gothic" w:hAnsi="MS Gothic" w:cs="MS Gothic" w:hint="eastAsia"/>
-        </w:rPr>
-        <w:t>明：</w:t>
-      </w:r>
-      <w:r>
+          <w:rFonts w:hint="eastAsia"/>
+          <w:b w:val="0"/>
+          <w:bCs w:val="0"/>
+          <w:lang w:eastAsia="zh-CN"/>
+        </w:rPr>
+        <w:t>说明：</w:t>
+      </w:r>
+      <w:r>
+        <w:rPr>
+          <w:b w:val="0"/>
+          <w:bCs w:val="0"/>
+          <w:lang w:eastAsia="zh-CN"/>
+        </w:rPr>
         <w:t>JNI</w:t>
       </w:r>
       <w:proofErr w:type="spellEnd"/>
       <w:r>
+        <w:rPr>
+          <w:b w:val="0"/>
+          <w:bCs w:val="0"/>
+          <w:lang w:eastAsia="zh-CN"/>
+        </w:rPr>
         <w:t xml:space="preserve"> </w:t>
       </w:r>
       <w:proofErr w:type="spellStart"/>
       <w:r>
         <w:rPr>
-          <w:rFonts w:ascii="微软雅黑" w:eastAsia="微软雅黑" w:hAnsi="微软雅黑" w:cs="微软雅黑" w:hint="eastAsia"/>
-        </w:rPr>
-        <w:t>调</w:t>
-      </w:r>
-      <w:r>
-        <w:rPr>
-          <w:rFonts w:ascii="MS Gothic" w:eastAsia="MS Gothic" w:hAnsi="MS Gothic" w:cs="MS Gothic" w:hint="eastAsia"/>
-        </w:rPr>
-        <w:t>用</w:t>
-      </w:r>
-      <w:r>
-        <w:rPr>
-          <w:rFonts w:ascii="微软雅黑" w:eastAsia="微软雅黑" w:hAnsi="微软雅黑" w:cs="微软雅黑" w:hint="eastAsia"/>
-        </w:rPr>
-        <w:t>链</w:t>
-      </w:r>
-      <w:r>
-        <w:rPr>
-          <w:rFonts w:ascii="MS Gothic" w:eastAsia="MS Gothic" w:hAnsi="MS Gothic" w:cs="MS Gothic" w:hint="eastAsia"/>
-        </w:rPr>
-        <w:t>与</w:t>
+          <w:rFonts w:hint="eastAsia"/>
+          <w:b w:val="0"/>
+          <w:bCs w:val="0"/>
+          <w:lang w:eastAsia="zh-CN"/>
+        </w:rPr>
+        <w:t>调用链与</w:t>
       </w:r>
       <w:proofErr w:type="spellEnd"/>
       <w:r>
+        <w:rPr>
+          <w:b w:val="0"/>
+          <w:bCs w:val="0"/>
+          <w:lang w:eastAsia="zh-CN"/>
+        </w:rPr>
         <w:t xml:space="preserve"> </w:t>
       </w:r>
       <w:proofErr w:type="spellStart"/>
       <w:r>
+        <w:rPr>
+          <w:b w:val="0"/>
+          <w:bCs w:val="0"/>
+          <w:lang w:eastAsia="zh-CN"/>
+        </w:rPr>
         <w:t>ereport</w:t>
       </w:r>
       <w:proofErr w:type="spellEnd"/>
       <w:r>
+        <w:rPr>
+          <w:b w:val="0"/>
+          <w:bCs w:val="0"/>
+          <w:lang w:eastAsia="zh-CN"/>
+        </w:rPr>
         <w:t xml:space="preserve"> </w:t>
       </w:r>
-      <w:r>
+      <w:proofErr w:type="spellStart"/>
+      <w:r>
+        <w:rPr>
+          <w:b w:val="0"/>
+          <w:bCs w:val="0"/>
+          <w:lang w:eastAsia="zh-CN"/>
+        </w:rPr>
         <w:t>安全性</w:t>
       </w:r>
+      <w:proofErr w:type="spellEnd"/>
     </w:p>
     <w:p>
       <w:pPr>
@@ -1718,119 +1803,142 @@
           <w:b/>
           <w:lang w:eastAsia="zh-CN"/>
         </w:rPr>
+        <w:t>核心约束</w:t>
+      </w:r>
+      <w:r>
+        <w:rPr>
+          <w:rFonts w:ascii="宋体" w:hAnsi="宋体"/>
+          <w:lang w:eastAsia="zh-CN"/>
+        </w:rPr>
+        <w:t>：</w:t>
+      </w:r>
+      <w:proofErr w:type="spellStart"/>
+      <w:r>
+        <w:rPr>
+          <w:rFonts w:ascii="宋体" w:hAnsi="宋体"/>
+          <w:lang w:eastAsia="zh-CN"/>
+        </w:rPr>
+        <w:t>ereport</w:t>
+      </w:r>
+      <w:proofErr w:type="spellEnd"/>
+      <w:r>
+        <w:rPr>
+          <w:rFonts w:ascii="宋体" w:hAnsi="宋体"/>
+          <w:lang w:eastAsia="zh-CN"/>
+        </w:rPr>
+        <w:t xml:space="preserve"> 只能在 JNI 完全返回后触发，不能跨越 JNI </w:t>
+      </w:r>
+      <w:proofErr w:type="gramStart"/>
+      <w:r>
+        <w:rPr>
+          <w:rFonts w:ascii="宋体" w:hAnsi="宋体"/>
+          <w:lang w:eastAsia="zh-CN"/>
+        </w:rPr>
+        <w:t>栈</w:t>
+      </w:r>
+      <w:proofErr w:type="gramEnd"/>
+      <w:r>
+        <w:rPr>
+          <w:rFonts w:ascii="宋体" w:hAnsi="宋体"/>
+          <w:lang w:eastAsia="zh-CN"/>
+        </w:rPr>
+        <w:t>帧。</w:t>
+      </w:r>
+    </w:p>
+    <w:p>
+      <w:pPr>
+        <w:pStyle w:val="31"/>
+        <w:rPr>
+          <w:b w:val="0"/>
+          <w:bCs w:val="0"/>
+          <w:lang w:eastAsia="zh-CN"/>
+        </w:rPr>
+      </w:pPr>
+      <w:r>
+        <w:rPr>
+          <w:b w:val="0"/>
+          <w:bCs w:val="0"/>
+          <w:lang w:eastAsia="zh-CN"/>
+        </w:rPr>
         <w:lastRenderedPageBreak/>
-        <w:t>核心约束</w:t>
-      </w:r>
-      <w:r>
-        <w:rPr>
-          <w:rFonts w:ascii="宋体" w:hAnsi="宋体"/>
-          <w:lang w:eastAsia="zh-CN"/>
-        </w:rPr>
-        <w:t>：</w:t>
-      </w:r>
-      <w:proofErr w:type="spellStart"/>
-      <w:r>
-        <w:rPr>
-          <w:rFonts w:ascii="宋体" w:hAnsi="宋体"/>
-          <w:lang w:eastAsia="zh-CN"/>
-        </w:rPr>
-        <w:t>ereport</w:t>
-      </w:r>
-      <w:proofErr w:type="spellEnd"/>
-      <w:r>
-        <w:rPr>
-          <w:rFonts w:ascii="宋体" w:hAnsi="宋体"/>
-          <w:lang w:eastAsia="zh-CN"/>
-        </w:rPr>
-        <w:t xml:space="preserve"> 只能在 JNI 完全返回后触发，不能跨越 JNI </w:t>
-      </w:r>
-      <w:proofErr w:type="gramStart"/>
-      <w:r>
-        <w:rPr>
-          <w:rFonts w:ascii="宋体" w:hAnsi="宋体"/>
-          <w:lang w:eastAsia="zh-CN"/>
-        </w:rPr>
-        <w:t>栈</w:t>
-      </w:r>
-      <w:proofErr w:type="gramEnd"/>
-      <w:r>
-        <w:rPr>
-          <w:rFonts w:ascii="宋体" w:hAnsi="宋体"/>
-          <w:lang w:eastAsia="zh-CN"/>
-        </w:rPr>
-        <w:t>帧。</w:t>
-      </w:r>
-    </w:p>
-    <w:p>
-      <w:pPr>
-        <w:pStyle w:val="31"/>
-        <w:rPr>
-          <w:lang w:eastAsia="zh-CN"/>
-        </w:rPr>
-      </w:pPr>
-      <w:r>
-        <w:rPr>
-          <w:lang w:eastAsia="zh-CN"/>
-        </w:rPr>
         <w:t xml:space="preserve">3.1.1 </w:t>
       </w:r>
       <w:r>
         <w:rPr>
-          <w:rFonts w:ascii="微软雅黑" w:eastAsia="微软雅黑" w:hAnsi="微软雅黑" w:cs="微软雅黑" w:hint="eastAsia"/>
+          <w:rFonts w:ascii="宋体" w:hAnsi="宋体" w:cs="微软雅黑" w:hint="eastAsia"/>
+          <w:b w:val="0"/>
+          <w:bCs w:val="0"/>
           <w:lang w:eastAsia="zh-CN"/>
         </w:rPr>
         <w:t>错误处</w:t>
       </w:r>
       <w:r>
         <w:rPr>
+          <w:rFonts w:ascii="宋体" w:hAnsi="宋体"/>
+          <w:b w:val="0"/>
+          <w:bCs w:val="0"/>
           <w:lang w:eastAsia="zh-CN"/>
         </w:rPr>
         <w:t>理</w:t>
       </w:r>
       <w:r>
         <w:rPr>
-          <w:rFonts w:ascii="微软雅黑" w:eastAsia="微软雅黑" w:hAnsi="微软雅黑" w:cs="微软雅黑" w:hint="eastAsia"/>
+          <w:rFonts w:ascii="宋体" w:hAnsi="宋体" w:cs="微软雅黑" w:hint="eastAsia"/>
+          <w:b w:val="0"/>
+          <w:bCs w:val="0"/>
           <w:lang w:eastAsia="zh-CN"/>
         </w:rPr>
         <w:t>约</w:t>
       </w:r>
       <w:r>
         <w:rPr>
-          <w:rFonts w:ascii="MS Gothic" w:eastAsia="MS Gothic" w:hAnsi="MS Gothic" w:cs="MS Gothic" w:hint="eastAsia"/>
+          <w:rFonts w:ascii="宋体" w:hAnsi="宋体" w:cs="MS Gothic" w:hint="eastAsia"/>
+          <w:b w:val="0"/>
+          <w:bCs w:val="0"/>
           <w:lang w:eastAsia="zh-CN"/>
         </w:rPr>
         <w:t>定：通用</w:t>
       </w:r>
       <w:r>
         <w:rPr>
-          <w:rFonts w:ascii="微软雅黑" w:eastAsia="微软雅黑" w:hAnsi="微软雅黑" w:cs="微软雅黑" w:hint="eastAsia"/>
+          <w:rFonts w:ascii="宋体" w:hAnsi="宋体" w:cs="微软雅黑" w:hint="eastAsia"/>
+          <w:b w:val="0"/>
+          <w:bCs w:val="0"/>
           <w:lang w:eastAsia="zh-CN"/>
         </w:rPr>
         <w:t>错误</w:t>
       </w:r>
       <w:r>
         <w:rPr>
-          <w:rFonts w:ascii="MS Gothic" w:eastAsia="MS Gothic" w:hAnsi="MS Gothic" w:cs="MS Gothic" w:hint="eastAsia"/>
+          <w:rFonts w:ascii="宋体" w:hAnsi="宋体" w:cs="MS Gothic" w:hint="eastAsia"/>
+          <w:b w:val="0"/>
+          <w:bCs w:val="0"/>
           <w:lang w:eastAsia="zh-CN"/>
         </w:rPr>
         <w:t>消息</w:t>
       </w:r>
       <w:r>
         <w:rPr>
+          <w:b w:val="0"/>
+          <w:bCs w:val="0"/>
           <w:lang w:eastAsia="zh-CN"/>
         </w:rPr>
         <w:t xml:space="preserve"> + SQL </w:t>
       </w:r>
       <w:r>
         <w:rPr>
-          <w:rFonts w:ascii="微软雅黑" w:eastAsia="微软雅黑" w:hAnsi="微软雅黑" w:cs="微软雅黑" w:hint="eastAsia"/>
+          <w:rFonts w:ascii="宋体" w:hAnsi="宋体" w:cs="微软雅黑" w:hint="eastAsia"/>
+          <w:b w:val="0"/>
+          <w:bCs w:val="0"/>
           <w:lang w:eastAsia="zh-CN"/>
         </w:rPr>
         <w:t>层</w:t>
       </w:r>
       <w:r>
         <w:rPr>
-          <w:rFonts w:ascii="MS Gothic" w:eastAsia="MS Gothic" w:hAnsi="MS Gothic" w:cs="MS Gothic" w:hint="eastAsia"/>
+          <w:rFonts w:ascii="宋体" w:hAnsi="宋体" w:cs="MS Gothic" w:hint="eastAsia"/>
+          <w:b w:val="0"/>
+          <w:bCs w:val="0"/>
           <w:lang w:eastAsia="zh-CN"/>
         </w:rPr>
         <w:t>格式化</w:t>
@@ -2463,24 +2571,36 @@
     <w:p>
       <w:pPr>
         <w:pStyle w:val="21"/>
-      </w:pPr>
-      <w:r>
+        <w:rPr>
+          <w:b w:val="0"/>
+          <w:bCs w:val="0"/>
+          <w:lang w:eastAsia="zh-CN"/>
+        </w:rPr>
+      </w:pPr>
+      <w:r>
+        <w:rPr>
+          <w:b w:val="0"/>
+          <w:bCs w:val="0"/>
+          <w:lang w:eastAsia="zh-CN"/>
+        </w:rPr>
         <w:t xml:space="preserve">3.2 IcebergCatalog — </w:t>
       </w:r>
       <w:r>
+        <w:rPr>
+          <w:b w:val="0"/>
+          <w:bCs w:val="0"/>
+          <w:lang w:eastAsia="zh-CN"/>
+        </w:rPr>
         <w:t>功能</w:t>
       </w:r>
       <w:r>
         <w:rPr>
-          <w:rFonts w:ascii="微软雅黑" w:eastAsia="微软雅黑" w:hAnsi="微软雅黑" w:cs="微软雅黑" w:hint="eastAsia"/>
-        </w:rPr>
-        <w:t>诉</w:t>
-      </w:r>
-      <w:r>
-        <w:rPr>
-          <w:rFonts w:ascii="MS Gothic" w:eastAsia="MS Gothic" w:hAnsi="MS Gothic" w:cs="MS Gothic" w:hint="eastAsia"/>
-        </w:rPr>
-        <w:t>求</w:t>
+          <w:rFonts w:hint="eastAsia"/>
+          <w:b w:val="0"/>
+          <w:bCs w:val="0"/>
+          <w:lang w:eastAsia="zh-CN"/>
+        </w:rPr>
+        <w:t>诉求</w:t>
       </w:r>
     </w:p>
     <w:p>
@@ -2646,25 +2766,37 @@
     <w:p>
       <w:pPr>
         <w:pStyle w:val="21"/>
-      </w:pPr>
-      <w:r>
+        <w:rPr>
+          <w:b w:val="0"/>
+          <w:bCs w:val="0"/>
+          <w:lang w:eastAsia="zh-CN"/>
+        </w:rPr>
+      </w:pPr>
+      <w:r>
+        <w:rPr>
+          <w:b w:val="0"/>
+          <w:bCs w:val="0"/>
+          <w:lang w:eastAsia="zh-CN"/>
+        </w:rPr>
         <w:lastRenderedPageBreak/>
         <w:t xml:space="preserve">3.3 IcebergTable — </w:t>
       </w:r>
       <w:r>
+        <w:rPr>
+          <w:b w:val="0"/>
+          <w:bCs w:val="0"/>
+          <w:lang w:eastAsia="zh-CN"/>
+        </w:rPr>
         <w:t>功能</w:t>
       </w:r>
       <w:r>
         <w:rPr>
-          <w:rFonts w:ascii="微软雅黑" w:eastAsia="微软雅黑" w:hAnsi="微软雅黑" w:cs="微软雅黑" w:hint="eastAsia"/>
-        </w:rPr>
-        <w:t>诉</w:t>
-      </w:r>
-      <w:r>
-        <w:rPr>
-          <w:rFonts w:ascii="MS Gothic" w:eastAsia="MS Gothic" w:hAnsi="MS Gothic" w:cs="MS Gothic" w:hint="eastAsia"/>
-        </w:rPr>
-        <w:t>求</w:t>
+          <w:rFonts w:hint="eastAsia"/>
+          <w:b w:val="0"/>
+          <w:bCs w:val="0"/>
+          <w:lang w:eastAsia="zh-CN"/>
+        </w:rPr>
+        <w:t>诉求</w:t>
       </w:r>
     </w:p>
     <w:p>
@@ -2842,24 +2974,36 @@
     <w:p>
       <w:pPr>
         <w:pStyle w:val="21"/>
-      </w:pPr>
-      <w:r>
+        <w:rPr>
+          <w:b w:val="0"/>
+          <w:bCs w:val="0"/>
+          <w:lang w:eastAsia="zh-CN"/>
+        </w:rPr>
+      </w:pPr>
+      <w:r>
+        <w:rPr>
+          <w:b w:val="0"/>
+          <w:bCs w:val="0"/>
+          <w:lang w:eastAsia="zh-CN"/>
+        </w:rPr>
         <w:t xml:space="preserve">3.4 IcebergSchema — </w:t>
       </w:r>
       <w:r>
+        <w:rPr>
+          <w:b w:val="0"/>
+          <w:bCs w:val="0"/>
+          <w:lang w:eastAsia="zh-CN"/>
+        </w:rPr>
         <w:t>功能</w:t>
       </w:r>
       <w:r>
         <w:rPr>
-          <w:rFonts w:ascii="微软雅黑" w:eastAsia="微软雅黑" w:hAnsi="微软雅黑" w:cs="微软雅黑" w:hint="eastAsia"/>
-        </w:rPr>
-        <w:t>诉</w:t>
-      </w:r>
-      <w:r>
-        <w:rPr>
-          <w:rFonts w:ascii="MS Gothic" w:eastAsia="MS Gothic" w:hAnsi="MS Gothic" w:cs="MS Gothic" w:hint="eastAsia"/>
-        </w:rPr>
-        <w:t>求</w:t>
+          <w:rFonts w:hint="eastAsia"/>
+          <w:b w:val="0"/>
+          <w:bCs w:val="0"/>
+          <w:lang w:eastAsia="zh-CN"/>
+        </w:rPr>
+        <w:t>诉求</w:t>
       </w:r>
     </w:p>
     <w:p>
@@ -2873,24 +3017,36 @@
     <w:p>
       <w:pPr>
         <w:pStyle w:val="21"/>
-      </w:pPr>
-      <w:r>
+        <w:rPr>
+          <w:b w:val="0"/>
+          <w:bCs w:val="0"/>
+          <w:lang w:eastAsia="zh-CN"/>
+        </w:rPr>
+      </w:pPr>
+      <w:r>
+        <w:rPr>
+          <w:b w:val="0"/>
+          <w:bCs w:val="0"/>
+          <w:lang w:eastAsia="zh-CN"/>
+        </w:rPr>
         <w:t xml:space="preserve">3.5 IcebergSnapshot — </w:t>
       </w:r>
       <w:r>
+        <w:rPr>
+          <w:b w:val="0"/>
+          <w:bCs w:val="0"/>
+          <w:lang w:eastAsia="zh-CN"/>
+        </w:rPr>
         <w:t>功能</w:t>
       </w:r>
       <w:r>
         <w:rPr>
-          <w:rFonts w:ascii="微软雅黑" w:eastAsia="微软雅黑" w:hAnsi="微软雅黑" w:cs="微软雅黑" w:hint="eastAsia"/>
-        </w:rPr>
-        <w:t>诉</w:t>
-      </w:r>
-      <w:r>
-        <w:rPr>
-          <w:rFonts w:ascii="MS Gothic" w:eastAsia="MS Gothic" w:hAnsi="MS Gothic" w:cs="MS Gothic" w:hint="eastAsia"/>
-        </w:rPr>
-        <w:t>求</w:t>
+          <w:rFonts w:hint="eastAsia"/>
+          <w:b w:val="0"/>
+          <w:bCs w:val="0"/>
+          <w:lang w:eastAsia="zh-CN"/>
+        </w:rPr>
+        <w:t>诉求</w:t>
       </w:r>
     </w:p>
     <w:p>
@@ -2904,24 +3060,36 @@
     <w:p>
       <w:pPr>
         <w:pStyle w:val="21"/>
-      </w:pPr>
-      <w:r>
+        <w:rPr>
+          <w:b w:val="0"/>
+          <w:bCs w:val="0"/>
+          <w:lang w:eastAsia="zh-CN"/>
+        </w:rPr>
+      </w:pPr>
+      <w:r>
+        <w:rPr>
+          <w:b w:val="0"/>
+          <w:bCs w:val="0"/>
+          <w:lang w:eastAsia="zh-CN"/>
+        </w:rPr>
         <w:t xml:space="preserve">3.6 </w:t>
       </w:r>
       <w:r>
+        <w:rPr>
+          <w:b w:val="0"/>
+          <w:bCs w:val="0"/>
+          <w:lang w:eastAsia="zh-CN"/>
+        </w:rPr>
         <w:t>关</w:t>
       </w:r>
       <w:r>
         <w:rPr>
-          <w:rFonts w:ascii="微软雅黑" w:eastAsia="微软雅黑" w:hAnsi="微软雅黑" w:cs="微软雅黑" w:hint="eastAsia"/>
-        </w:rPr>
-        <w:t>键设计</w:t>
-      </w:r>
-      <w:r>
-        <w:rPr>
-          <w:rFonts w:ascii="MS Gothic" w:eastAsia="MS Gothic" w:hAnsi="MS Gothic" w:cs="MS Gothic" w:hint="eastAsia"/>
-        </w:rPr>
-        <w:t>点</w:t>
+          <w:rFonts w:hint="eastAsia"/>
+          <w:b w:val="0"/>
+          <w:bCs w:val="0"/>
+          <w:lang w:eastAsia="zh-CN"/>
+        </w:rPr>
+        <w:t>键设计点</w:t>
       </w:r>
     </w:p>
     <w:tbl>
@@ -3447,7 +3615,6 @@
                 <w:b/>
                 <w:sz w:val="18"/>
               </w:rPr>
-              <w:lastRenderedPageBreak/>
               <w:t>命名空间简化</w:t>
             </w:r>
             <w:proofErr w:type="spellEnd"/>
@@ -3632,59 +3799,41 @@
       <w:pPr>
         <w:pStyle w:val="1"/>
         <w:rPr>
-          <w:rFonts w:ascii="宋体" w:eastAsia="宋体" w:hAnsi="宋体"/>
-          <w:color w:val="2E74B5"/>
-          <w:sz w:val="30"/>
-          <w:lang w:eastAsia="zh-CN"/>
-        </w:rPr>
-      </w:pPr>
-      <w:r>
-        <w:rPr>
-          <w:lang w:eastAsia="zh-CN"/>
+          <w:rFonts w:hint="eastAsia"/>
+          <w:b w:val="0"/>
+          <w:bCs w:val="0"/>
+        </w:rPr>
+      </w:pPr>
+      <w:r>
+        <w:rPr>
+          <w:b w:val="0"/>
+          <w:bCs w:val="0"/>
         </w:rPr>
         <w:t xml:space="preserve">4. </w:t>
       </w:r>
       <w:proofErr w:type="gramStart"/>
       <w:r>
         <w:rPr>
-          <w:lang w:eastAsia="zh-CN"/>
+          <w:b w:val="0"/>
+          <w:bCs w:val="0"/>
         </w:rPr>
         <w:t>元信息</w:t>
       </w:r>
       <w:proofErr w:type="gramEnd"/>
       <w:r>
         <w:rPr>
-          <w:lang w:eastAsia="zh-CN"/>
+          <w:b w:val="0"/>
+          <w:bCs w:val="0"/>
         </w:rPr>
         <w:t>模</w:t>
       </w:r>
       <w:r>
         <w:rPr>
-          <w:rFonts w:ascii="微软雅黑" w:eastAsia="微软雅黑" w:hAnsi="微软雅黑" w:cs="微软雅黑" w:hint="eastAsia"/>
-          <w:lang w:eastAsia="zh-CN"/>
-        </w:rPr>
-        <w:t>块</w:t>
-      </w:r>
-      <w:r>
-        <w:rPr>
-          <w:rFonts w:ascii="MS Gothic" w:eastAsia="MS Gothic" w:hAnsi="MS Gothic" w:cs="MS Gothic" w:hint="eastAsia"/>
-          <w:lang w:eastAsia="zh-CN"/>
-        </w:rPr>
-        <w:t>接口</w:t>
-      </w:r>
-      <w:r>
-        <w:rPr>
-          <w:rFonts w:ascii="微软雅黑" w:eastAsia="微软雅黑" w:hAnsi="微软雅黑" w:cs="微软雅黑" w:hint="eastAsia"/>
-          <w:lang w:eastAsia="zh-CN"/>
-        </w:rPr>
-        <w:t>诉</w:t>
-      </w:r>
-      <w:r>
-        <w:rPr>
-          <w:rFonts w:ascii="MS Gothic" w:eastAsia="MS Gothic" w:hAnsi="MS Gothic" w:cs="MS Gothic" w:hint="eastAsia"/>
-          <w:lang w:eastAsia="zh-CN"/>
-        </w:rPr>
-        <w:t>求</w:t>
+          <w:rFonts w:hint="eastAsia"/>
+          <w:b w:val="0"/>
+          <w:bCs w:val="0"/>
+        </w:rPr>
+        <w:t>块接口诉求</w:t>
       </w:r>
     </w:p>
     <w:p>
@@ -3941,12 +4090,14 @@
           <w:sz w:val="18"/>
           <w:lang w:eastAsia="zh-CN"/>
         </w:rPr>
-        <w:t>：事务语义由**</w:t>
+        <w:t>：事务语义由</w:t>
       </w:r>
       <w:proofErr w:type="gramStart"/>
       <w:r>
         <w:rPr>
           <w:rFonts w:ascii="宋体" w:hAnsi="宋体"/>
+          <w:b/>
+          <w:bCs/>
           <w:i/>
           <w:color w:val="555555"/>
           <w:sz w:val="18"/>
@@ -3958,14 +4109,15 @@
       <w:r>
         <w:rPr>
           <w:rFonts w:ascii="宋体" w:hAnsi="宋体"/>
+          <w:b/>
+          <w:bCs/>
           <w:i/>
           <w:color w:val="555555"/>
           <w:sz w:val="18"/>
           <w:lang w:eastAsia="zh-CN"/>
         </w:rPr>
-        <w:t>模块**内部保证。SQL 自定义函数调用的所有 `</w:t>
-      </w:r>
-      <w:proofErr w:type="spellStart"/>
+        <w:t>模块</w:t>
+      </w:r>
       <w:r>
         <w:rPr>
           <w:rFonts w:ascii="宋体" w:hAnsi="宋体"/>
@@ -3974,9 +4126,9 @@
           <w:sz w:val="18"/>
           <w:lang w:eastAsia="zh-CN"/>
         </w:rPr>
-        <w:t>iceberg_meta</w:t>
-      </w:r>
-      <w:proofErr w:type="spellEnd"/>
+        <w:t>内部保证。SQL 自定义函数调用的所有 `</w:t>
+      </w:r>
+      <w:proofErr w:type="spellStart"/>
       <w:r>
         <w:rPr>
           <w:rFonts w:ascii="宋体" w:hAnsi="宋体"/>
@@ -3985,9 +4137,9 @@
           <w:sz w:val="18"/>
           <w:lang w:eastAsia="zh-CN"/>
         </w:rPr>
-        <w:t>_*` 接口均在当前 SQL 函数的事务上下文中执行——</w:t>
-      </w:r>
-      <w:proofErr w:type="gramStart"/>
+        <w:t>iceberg_meta</w:t>
+      </w:r>
+      <w:proofErr w:type="spellEnd"/>
       <w:r>
         <w:rPr>
           <w:rFonts w:ascii="宋体" w:hAnsi="宋体"/>
@@ -3996,9 +4148,9 @@
           <w:sz w:val="18"/>
           <w:lang w:eastAsia="zh-CN"/>
         </w:rPr>
-        <w:t>元信息</w:t>
-      </w:r>
-      <w:proofErr w:type="gramEnd"/>
+        <w:t>_*` 接口均在当前 SQL 函数的事务上下文中执行——</w:t>
+      </w:r>
+      <w:proofErr w:type="gramStart"/>
       <w:r>
         <w:rPr>
           <w:rFonts w:ascii="宋体" w:hAnsi="宋体"/>
@@ -4007,33 +4159,61 @@
           <w:sz w:val="18"/>
           <w:lang w:eastAsia="zh-CN"/>
         </w:rPr>
+        <w:t>元信息</w:t>
+      </w:r>
+      <w:proofErr w:type="gramEnd"/>
+      <w:r>
+        <w:rPr>
+          <w:rFonts w:ascii="宋体" w:hAnsi="宋体"/>
+          <w:i/>
+          <w:color w:val="555555"/>
+          <w:sz w:val="18"/>
+          <w:lang w:eastAsia="zh-CN"/>
+        </w:rPr>
         <w:t>模块的底层实现（SPI 或直接表访问）不改变此保证。</w:t>
       </w:r>
     </w:p>
     <w:p>
       <w:pPr>
         <w:pStyle w:val="21"/>
-      </w:pPr>
-      <w:r>
+        <w:rPr>
+          <w:b w:val="0"/>
+          <w:bCs w:val="0"/>
+          <w:lang w:eastAsia="zh-CN"/>
+        </w:rPr>
+      </w:pPr>
+      <w:r>
+        <w:rPr>
+          <w:b w:val="0"/>
+          <w:bCs w:val="0"/>
+          <w:lang w:eastAsia="zh-CN"/>
+        </w:rPr>
         <w:t xml:space="preserve">4.1 </w:t>
       </w:r>
       <w:proofErr w:type="spellStart"/>
       <w:r>
+        <w:rPr>
+          <w:b w:val="0"/>
+          <w:bCs w:val="0"/>
+          <w:lang w:eastAsia="zh-CN"/>
+        </w:rPr>
         <w:t>命名空</w:t>
       </w:r>
       <w:r>
         <w:rPr>
-          <w:rFonts w:ascii="微软雅黑" w:eastAsia="微软雅黑" w:hAnsi="微软雅黑" w:cs="微软雅黑" w:hint="eastAsia"/>
-        </w:rPr>
-        <w:t>间</w:t>
-      </w:r>
-      <w:r>
-        <w:rPr>
-          <w:rFonts w:ascii="MS Gothic" w:eastAsia="MS Gothic" w:hAnsi="MS Gothic" w:cs="MS Gothic" w:hint="eastAsia"/>
-        </w:rPr>
-        <w:t>操</w:t>
-      </w:r>
-      <w:r>
+          <w:rFonts w:hint="eastAsia"/>
+          <w:b w:val="0"/>
+          <w:bCs w:val="0"/>
+          <w:lang w:eastAsia="zh-CN"/>
+        </w:rPr>
+        <w:t>间操</w:t>
+      </w:r>
+      <w:r>
+        <w:rPr>
+          <w:b w:val="0"/>
+          <w:bCs w:val="0"/>
+          <w:lang w:eastAsia="zh-CN"/>
+        </w:rPr>
         <w:t>作</w:t>
       </w:r>
       <w:proofErr w:type="spellEnd"/>
@@ -4298,17 +4478,23 @@
       <w:pPr>
         <w:pStyle w:val="21"/>
         <w:rPr>
-          <w:lang w:eastAsia="zh-CN"/>
-        </w:rPr>
-      </w:pPr>
-      <w:r>
-        <w:rPr>
+          <w:b w:val="0"/>
+          <w:bCs w:val="0"/>
+          <w:lang w:eastAsia="zh-CN"/>
+        </w:rPr>
+      </w:pPr>
+      <w:r>
+        <w:rPr>
+          <w:b w:val="0"/>
+          <w:bCs w:val="0"/>
           <w:lang w:eastAsia="zh-CN"/>
         </w:rPr>
         <w:t xml:space="preserve">4.2 </w:t>
       </w:r>
       <w:r>
         <w:rPr>
+          <w:b w:val="0"/>
+          <w:bCs w:val="0"/>
           <w:lang w:eastAsia="zh-CN"/>
         </w:rPr>
         <w:t>表操作</w:t>
@@ -4509,36 +4695,36 @@
         <w:rPr>
           <w:rFonts w:ascii="宋体" w:hAnsi="宋体"/>
           <w:lang w:eastAsia="zh-CN"/>
+        </w:rPr>
+        <w:t xml:space="preserve">• </w:t>
+      </w:r>
+      <w:r>
+        <w:rPr>
+          <w:rFonts w:ascii="宋体" w:hAnsi="宋体"/>
+          <w:b/>
+          <w:lang w:eastAsia="zh-CN"/>
+        </w:rPr>
+        <w:t>删除记录</w:t>
+      </w:r>
+      <w:r>
+        <w:rPr>
+          <w:rFonts w:ascii="宋体" w:hAnsi="宋体"/>
+          <w:lang w:eastAsia="zh-CN"/>
+        </w:rPr>
+        <w:t>：删除表记录，不存在则返回 P0004</w:t>
+      </w:r>
+    </w:p>
+    <w:p>
+      <w:pPr>
+        <w:ind w:left="850"/>
+      </w:pPr>
+      <w:r>
+        <w:rPr>
+          <w:rFonts w:ascii="宋体" w:hAnsi="宋体"/>
         </w:rPr>
         <w:lastRenderedPageBreak/>
         <w:t xml:space="preserve">• </w:t>
       </w:r>
-      <w:r>
-        <w:rPr>
-          <w:rFonts w:ascii="宋体" w:hAnsi="宋体"/>
-          <w:b/>
-          <w:lang w:eastAsia="zh-CN"/>
-        </w:rPr>
-        <w:t>删除记录</w:t>
-      </w:r>
-      <w:r>
-        <w:rPr>
-          <w:rFonts w:ascii="宋体" w:hAnsi="宋体"/>
-          <w:lang w:eastAsia="zh-CN"/>
-        </w:rPr>
-        <w:t>：删除表记录，不存在则返回 P0004</w:t>
-      </w:r>
-    </w:p>
-    <w:p>
-      <w:pPr>
-        <w:ind w:left="850"/>
-      </w:pPr>
-      <w:r>
-        <w:rPr>
-          <w:rFonts w:ascii="宋体" w:hAnsi="宋体"/>
-        </w:rPr>
-        <w:t xml:space="preserve">• </w:t>
-      </w:r>
       <w:proofErr w:type="spellStart"/>
       <w:r>
         <w:rPr>
@@ -4685,34 +4871,35 @@
       <w:pPr>
         <w:pStyle w:val="21"/>
         <w:rPr>
-          <w:lang w:eastAsia="zh-CN"/>
-        </w:rPr>
-      </w:pPr>
-      <w:r>
-        <w:rPr>
+          <w:b w:val="0"/>
+          <w:bCs w:val="0"/>
+          <w:lang w:eastAsia="zh-CN"/>
+        </w:rPr>
+      </w:pPr>
+      <w:r>
+        <w:rPr>
+          <w:b w:val="0"/>
+          <w:bCs w:val="0"/>
           <w:lang w:eastAsia="zh-CN"/>
         </w:rPr>
         <w:t xml:space="preserve">4.3 </w:t>
       </w:r>
       <w:r>
         <w:rPr>
+          <w:b w:val="0"/>
+          <w:bCs w:val="0"/>
           <w:lang w:eastAsia="zh-CN"/>
         </w:rPr>
         <w:t>接口</w:t>
       </w:r>
       <w:r>
         <w:rPr>
-          <w:rFonts w:ascii="微软雅黑" w:eastAsia="微软雅黑" w:hAnsi="微软雅黑" w:cs="微软雅黑" w:hint="eastAsia"/>
-          <w:lang w:eastAsia="zh-CN"/>
-        </w:rPr>
-        <w:t>约</w:t>
-      </w:r>
-      <w:r>
-        <w:rPr>
-          <w:rFonts w:ascii="MS Gothic" w:eastAsia="MS Gothic" w:hAnsi="MS Gothic" w:cs="MS Gothic" w:hint="eastAsia"/>
-          <w:lang w:eastAsia="zh-CN"/>
-        </w:rPr>
-        <w:t>定</w:t>
+          <w:rFonts w:hint="eastAsia"/>
+          <w:b w:val="0"/>
+          <w:bCs w:val="0"/>
+          <w:lang w:eastAsia="zh-CN"/>
+        </w:rPr>
+        <w:t>约定</w:t>
       </w:r>
     </w:p>
     <w:tbl>
@@ -5091,21 +5278,31 @@
       <w:pPr>
         <w:pStyle w:val="1"/>
         <w:rPr>
-          <w:rFonts w:ascii="宋体" w:eastAsia="宋体" w:hAnsi="宋体"/>
-          <w:color w:val="2E74B5"/>
-          <w:sz w:val="30"/>
-        </w:rPr>
-      </w:pPr>
-      <w:r>
+          <w:rFonts w:hint="eastAsia"/>
+          <w:b w:val="0"/>
+          <w:bCs w:val="0"/>
+        </w:rPr>
+      </w:pPr>
+      <w:r>
+        <w:rPr>
+          <w:b w:val="0"/>
+          <w:bCs w:val="0"/>
+        </w:rPr>
         <w:t xml:space="preserve">5. </w:t>
       </w:r>
       <w:proofErr w:type="spellStart"/>
       <w:r>
+        <w:rPr>
+          <w:b w:val="0"/>
+          <w:bCs w:val="0"/>
+        </w:rPr>
         <w:t>函数</w:t>
       </w:r>
       <w:r>
         <w:rPr>
-          <w:rFonts w:ascii="微软雅黑" w:eastAsia="微软雅黑" w:hAnsi="微软雅黑" w:cs="微软雅黑" w:hint="eastAsia"/>
+          <w:rFonts w:hint="eastAsia"/>
+          <w:b w:val="0"/>
+          <w:bCs w:val="0"/>
         </w:rPr>
         <w:t>实现逻辑</w:t>
       </w:r>
@@ -5209,29 +5406,39 @@
       <w:pPr>
         <w:pStyle w:val="21"/>
         <w:rPr>
-          <w:lang w:eastAsia="zh-CN"/>
-        </w:rPr>
-      </w:pPr>
-      <w:r>
-        <w:rPr>
+          <w:b w:val="0"/>
+          <w:bCs w:val="0"/>
+          <w:lang w:eastAsia="zh-CN"/>
+        </w:rPr>
+      </w:pPr>
+      <w:r>
+        <w:rPr>
+          <w:b w:val="0"/>
+          <w:bCs w:val="0"/>
           <w:lang w:eastAsia="zh-CN"/>
         </w:rPr>
         <w:t xml:space="preserve">5.0 SQL </w:t>
       </w:r>
       <w:r>
         <w:rPr>
+          <w:b w:val="0"/>
+          <w:bCs w:val="0"/>
           <w:lang w:eastAsia="zh-CN"/>
         </w:rPr>
         <w:t>函数与</w:t>
       </w:r>
       <w:r>
         <w:rPr>
+          <w:b w:val="0"/>
+          <w:bCs w:val="0"/>
           <w:lang w:eastAsia="zh-CN"/>
         </w:rPr>
         <w:t xml:space="preserve"> Iceberg REST API </w:t>
       </w:r>
       <w:r>
         <w:rPr>
+          <w:b w:val="0"/>
+          <w:bCs w:val="0"/>
           <w:lang w:eastAsia="zh-CN"/>
         </w:rPr>
         <w:t>映射</w:t>
@@ -5918,15 +6125,7 @@
                 <w:rFonts w:ascii="Courier New" w:hAnsi="Courier New"/>
                 <w:sz w:val="18"/>
               </w:rPr>
-              <w:t xml:space="preserve"> </w:t>
-            </w:r>
-            <w:r>
-              <w:rPr>
-                <w:rFonts w:ascii="Courier New" w:hAnsi="Courier New"/>
-                <w:sz w:val="18"/>
-              </w:rPr>
-              <w:lastRenderedPageBreak/>
-              <w:t xml:space="preserve">namespace </w:t>
+              <w:t xml:space="preserve"> namespace </w:t>
             </w:r>
             <w:r>
               <w:rPr>
@@ -5956,7 +6155,6 @@
                 <w:rFonts w:ascii="Courier New" w:hAnsi="Courier New"/>
                 <w:sz w:val="18"/>
               </w:rPr>
-              <w:lastRenderedPageBreak/>
               <w:t>`drop_namespace`</w:t>
             </w:r>
           </w:p>
@@ -5971,7 +6169,15 @@
                 <w:rFonts w:ascii="Courier New" w:hAnsi="Courier New"/>
                 <w:sz w:val="18"/>
               </w:rPr>
-              <w:t>`DELETE /v1/{prefix}/namespaces/{namespace}`</w:t>
+              <w:t xml:space="preserve">`DELETE </w:t>
+            </w:r>
+            <w:r>
+              <w:rPr>
+                <w:rFonts w:ascii="Courier New" w:hAnsi="Courier New"/>
+                <w:sz w:val="18"/>
+              </w:rPr>
+              <w:lastRenderedPageBreak/>
+              <w:t>/v1/{prefix}/namespaces/{namespace}`</w:t>
             </w:r>
           </w:p>
         </w:tc>
@@ -5985,6 +6191,7 @@
                 <w:rFonts w:ascii="Courier New" w:hAnsi="Courier New"/>
                 <w:sz w:val="18"/>
               </w:rPr>
+              <w:lastRenderedPageBreak/>
               <w:t>`dropNamespace`</w:t>
             </w:r>
           </w:p>
@@ -6005,7 +6212,16 @@
                 <w:sz w:val="18"/>
                 <w:lang w:eastAsia="zh-CN"/>
               </w:rPr>
-              <w:t>删除命名空间，要求命名空间为空（无子表）</w:t>
+              <w:t>删除命名空</w:t>
+            </w:r>
+            <w:r>
+              <w:rPr>
+                <w:rFonts w:ascii="Courier New" w:hAnsi="Courier New"/>
+                <w:sz w:val="18"/>
+                <w:lang w:eastAsia="zh-CN"/>
+              </w:rPr>
+              <w:lastRenderedPageBreak/>
+              <w:t>间，要求命名空间为空（无子表）</w:t>
             </w:r>
           </w:p>
         </w:tc>
@@ -6021,6 +6237,7 @@
                 <w:rFonts w:ascii="Courier New" w:hAnsi="Courier New"/>
                 <w:sz w:val="18"/>
               </w:rPr>
+              <w:lastRenderedPageBreak/>
               <w:t>`</w:t>
             </w:r>
             <w:proofErr w:type="spellStart"/>
@@ -6626,8 +6843,18 @@
     <w:p>
       <w:pPr>
         <w:pStyle w:val="21"/>
-      </w:pPr>
-      <w:r>
+        <w:rPr>
+          <w:b w:val="0"/>
+          <w:bCs w:val="0"/>
+          <w:lang w:eastAsia="zh-CN"/>
+        </w:rPr>
+      </w:pPr>
+      <w:r>
+        <w:rPr>
+          <w:b w:val="0"/>
+          <w:bCs w:val="0"/>
+          <w:lang w:eastAsia="zh-CN"/>
+        </w:rPr>
         <w:t>5.1 is_namespace_existed</w:t>
       </w:r>
     </w:p>
@@ -6721,7 +6948,6 @@
           <w:rFonts w:ascii="宋体" w:hAnsi="宋体"/>
           <w:b/>
         </w:rPr>
-        <w:lastRenderedPageBreak/>
         <w:t>返回值样例</w:t>
       </w:r>
       <w:r>
@@ -6757,6 +6983,7 @@
           <w:rFonts w:ascii="宋体" w:hAnsi="宋体"/>
           <w:b/>
         </w:rPr>
+        <w:lastRenderedPageBreak/>
         <w:t>实现逻辑</w:t>
       </w:r>
       <w:r>
@@ -6874,8 +7101,18 @@
     <w:p>
       <w:pPr>
         <w:pStyle w:val="21"/>
-      </w:pPr>
-      <w:r>
+        <w:rPr>
+          <w:b w:val="0"/>
+          <w:bCs w:val="0"/>
+          <w:lang w:eastAsia="zh-CN"/>
+        </w:rPr>
+      </w:pPr>
+      <w:r>
+        <w:rPr>
+          <w:b w:val="0"/>
+          <w:bCs w:val="0"/>
+          <w:lang w:eastAsia="zh-CN"/>
+        </w:rPr>
         <w:t>5.2 is_table_existed</w:t>
       </w:r>
     </w:p>
@@ -7051,15 +7288,15 @@
         <w:rPr>
           <w:rFonts w:ascii="宋体" w:hAnsi="宋体"/>
         </w:rPr>
+        <w:t>步骤2：校验入参 p_table 是否为 NULL 或空字符串。若是，则报P0001错误，提示"table must not be empty"；</w:t>
+      </w:r>
+    </w:p>
+    <w:p>
+      <w:r>
+        <w:rPr>
+          <w:rFonts w:ascii="宋体" w:hAnsi="宋体"/>
+        </w:rPr>
         <w:lastRenderedPageBreak/>
-        <w:t>步骤2：校验入参 p_table 是否为 NULL 或空字符串。若是，则报P0001错误，提示"table must not be empty"；</w:t>
-      </w:r>
-    </w:p>
-    <w:p>
-      <w:r>
-        <w:rPr>
-          <w:rFonts w:ascii="宋体" w:hAnsi="宋体"/>
-        </w:rPr>
         <w:t xml:space="preserve">步骤3：通过 META 查询元信息表中是否存在该表的记录，将结果包装为 </w:t>
       </w:r>
       <w:r>
@@ -7155,8 +7392,18 @@
     <w:p>
       <w:pPr>
         <w:pStyle w:val="21"/>
-      </w:pPr>
-      <w:r>
+        <w:rPr>
+          <w:b w:val="0"/>
+          <w:bCs w:val="0"/>
+          <w:lang w:eastAsia="zh-CN"/>
+        </w:rPr>
+      </w:pPr>
+      <w:r>
+        <w:rPr>
+          <w:b w:val="0"/>
+          <w:bCs w:val="0"/>
+          <w:lang w:eastAsia="zh-CN"/>
+        </w:rPr>
         <w:t>5.3 load_namespace</w:t>
       </w:r>
     </w:p>
@@ -7509,21 +7756,21 @@
           <w:rFonts w:ascii="宋体" w:hAnsi="宋体"/>
           <w:b/>
         </w:rPr>
+        <w:t>实现逻辑</w:t>
+      </w:r>
+      <w:r>
+        <w:rPr>
+          <w:rFonts w:ascii="宋体" w:hAnsi="宋体"/>
+        </w:rPr>
+        <w:t>：</w:t>
+      </w:r>
+    </w:p>
+    <w:p>
+      <w:r>
+        <w:rPr>
+          <w:rFonts w:ascii="宋体" w:hAnsi="宋体"/>
+        </w:rPr>
         <w:lastRenderedPageBreak/>
-        <w:t>实现逻辑</w:t>
-      </w:r>
-      <w:r>
-        <w:rPr>
-          <w:rFonts w:ascii="宋体" w:hAnsi="宋体"/>
-        </w:rPr>
-        <w:t>：</w:t>
-      </w:r>
-    </w:p>
-    <w:p>
-      <w:r>
-        <w:rPr>
-          <w:rFonts w:ascii="宋体" w:hAnsi="宋体"/>
-        </w:rPr>
         <w:t>步骤1：校验入参 p_namespace 是否为 NULL 或空字符串。若是，则报P0001错误，提示"namespace must not be empty"；</w:t>
       </w:r>
     </w:p>
@@ -7607,8 +7854,18 @@
     <w:p>
       <w:pPr>
         <w:pStyle w:val="21"/>
-      </w:pPr>
-      <w:r>
+        <w:rPr>
+          <w:b w:val="0"/>
+          <w:bCs w:val="0"/>
+          <w:lang w:eastAsia="zh-CN"/>
+        </w:rPr>
+      </w:pPr>
+      <w:r>
+        <w:rPr>
+          <w:b w:val="0"/>
+          <w:bCs w:val="0"/>
+          <w:lang w:eastAsia="zh-CN"/>
+        </w:rPr>
         <w:t>5.4 list_namespaces</w:t>
       </w:r>
     </w:p>
@@ -7817,7 +8074,6 @@
           <w:color w:val="333333"/>
           <w:sz w:val="16"/>
         </w:rPr>
-        <w:lastRenderedPageBreak/>
         <w:t>{</w:t>
       </w:r>
     </w:p>
@@ -7904,6 +8160,7 @@
           <w:color w:val="333333"/>
           <w:sz w:val="16"/>
         </w:rPr>
+        <w:lastRenderedPageBreak/>
         <w:t xml:space="preserve">    ["&lt;</w:t>
       </w:r>
       <w:r>
@@ -8073,7 +8330,6 @@
         <w:rPr>
           <w:noProof/>
         </w:rPr>
-        <w:lastRenderedPageBreak/>
         <w:drawing>
           <wp:inline distT="0" distB="0" distL="0" distR="0" wp14:anchorId="058F6B42" wp14:editId="77113C98">
             <wp:extent cx="3180715" cy="6155274"/>
@@ -8114,8 +8370,19 @@
     <w:p>
       <w:pPr>
         <w:pStyle w:val="21"/>
-      </w:pPr>
-      <w:r>
+        <w:rPr>
+          <w:b w:val="0"/>
+          <w:bCs w:val="0"/>
+          <w:lang w:eastAsia="zh-CN"/>
+        </w:rPr>
+      </w:pPr>
+      <w:r>
+        <w:rPr>
+          <w:b w:val="0"/>
+          <w:bCs w:val="0"/>
+          <w:lang w:eastAsia="zh-CN"/>
+        </w:rPr>
+        <w:lastRenderedPageBreak/>
         <w:t>5.5 list_tables</w:t>
       </w:r>
     </w:p>
@@ -8299,7 +8566,6 @@
           <w:rFonts w:ascii="宋体" w:hAnsi="宋体"/>
           <w:b/>
         </w:rPr>
-        <w:lastRenderedPageBreak/>
         <w:t>返回值样例</w:t>
       </w:r>
       <w:r>
@@ -8588,6 +8854,7 @@
         <w:rPr>
           <w:noProof/>
         </w:rPr>
+        <w:lastRenderedPageBreak/>
         <w:drawing>
           <wp:inline distT="0" distB="0" distL="0" distR="0" wp14:anchorId="611D9466" wp14:editId="46D2EC23">
             <wp:extent cx="5029200" cy="4108929"/>
@@ -8628,8 +8895,18 @@
     <w:p>
       <w:pPr>
         <w:pStyle w:val="21"/>
-      </w:pPr>
-      <w:r>
+        <w:rPr>
+          <w:b w:val="0"/>
+          <w:bCs w:val="0"/>
+          <w:lang w:eastAsia="zh-CN"/>
+        </w:rPr>
+      </w:pPr>
+      <w:r>
+        <w:rPr>
+          <w:b w:val="0"/>
+          <w:bCs w:val="0"/>
+          <w:lang w:eastAsia="zh-CN"/>
+        </w:rPr>
         <w:t>5.6 create_namespace</w:t>
       </w:r>
     </w:p>
@@ -8654,7 +8931,6 @@
           <w:rFonts w:ascii="宋体" w:hAnsi="宋体"/>
           <w:b/>
         </w:rPr>
-        <w:lastRenderedPageBreak/>
         <w:t>接口参数</w:t>
       </w:r>
       <w:r>
@@ -8980,6 +9256,7 @@
         <w:rPr>
           <w:rFonts w:ascii="宋体" w:hAnsi="宋体"/>
         </w:rPr>
+        <w:lastRenderedPageBreak/>
         <w:t>步骤2：若 p_properties 不为 NULL，校验其是否为合法的 JSONB object 格式。若不是，则报P0001错误，提示"properties must be a valid JSONB object"；</w:t>
       </w:r>
     </w:p>
@@ -9147,7 +9424,6 @@
         <w:rPr>
           <w:noProof/>
         </w:rPr>
-        <w:lastRenderedPageBreak/>
         <w:drawing>
           <wp:inline distT="0" distB="0" distL="0" distR="0" wp14:anchorId="24B9E7D0" wp14:editId="5B0E5DD9">
             <wp:extent cx="5226050" cy="4582218"/>
@@ -9188,8 +9464,18 @@
     <w:p>
       <w:pPr>
         <w:pStyle w:val="21"/>
-      </w:pPr>
-      <w:r>
+        <w:rPr>
+          <w:b w:val="0"/>
+          <w:bCs w:val="0"/>
+          <w:lang w:eastAsia="zh-CN"/>
+        </w:rPr>
+      </w:pPr>
+      <w:r>
+        <w:rPr>
+          <w:b w:val="0"/>
+          <w:bCs w:val="0"/>
+          <w:lang w:eastAsia="zh-CN"/>
+        </w:rPr>
         <w:t>5.7 drop_namespace</w:t>
       </w:r>
     </w:p>
@@ -9214,6 +9500,7 @@
           <w:rFonts w:ascii="宋体" w:hAnsi="宋体"/>
           <w:b/>
         </w:rPr>
+        <w:lastRenderedPageBreak/>
         <w:t>接口参数</w:t>
       </w:r>
       <w:r>
@@ -9374,7 +9661,6 @@
           <w:rFonts w:ascii="宋体" w:hAnsi="宋体"/>
           <w:lang w:eastAsia="zh-CN"/>
         </w:rPr>
-        <w:lastRenderedPageBreak/>
         <w:t>步骤4：通过 META 删除该命名空间的</w:t>
       </w:r>
       <w:proofErr w:type="gramStart"/>
@@ -9486,7 +9772,6 @@
         <w:spacing w:before="80" w:after="80"/>
         <w:jc w:val="center"/>
         <w:rPr>
-          <w:rFonts w:hint="eastAsia"/>
           <w:lang w:eastAsia="zh-CN"/>
         </w:rPr>
       </w:pPr>
@@ -9534,12 +9819,27 @@
     <w:p>
       <w:pPr>
         <w:pStyle w:val="21"/>
-      </w:pPr>
-      <w:r>
+        <w:rPr>
+          <w:b w:val="0"/>
+          <w:bCs w:val="0"/>
+          <w:lang w:eastAsia="zh-CN"/>
+        </w:rPr>
+      </w:pPr>
+      <w:r>
+        <w:rPr>
+          <w:b w:val="0"/>
+          <w:bCs w:val="0"/>
+          <w:lang w:eastAsia="zh-CN"/>
+        </w:rPr>
         <w:t xml:space="preserve">5.8 </w:t>
       </w:r>
       <w:proofErr w:type="spellStart"/>
       <w:r>
+        <w:rPr>
+          <w:b w:val="0"/>
+          <w:bCs w:val="0"/>
+          <w:lang w:eastAsia="zh-CN"/>
+        </w:rPr>
         <w:t>update_namespace_properties</w:t>
       </w:r>
       <w:proofErr w:type="spellEnd"/>
@@ -9607,6 +9907,7 @@
         <w:rPr>
           <w:rFonts w:ascii="宋体" w:hAnsi="宋体"/>
         </w:rPr>
+        <w:lastRenderedPageBreak/>
         <w:t xml:space="preserve">• </w:t>
       </w:r>
       <w:r>
@@ -9730,7 +10031,6 @@
     <w:p>
       <w:pPr>
         <w:rPr>
-          <w:rFonts w:hint="eastAsia"/>
           <w:lang w:eastAsia="zh-CN"/>
         </w:rPr>
       </w:pPr>
@@ -9926,7 +10226,6 @@
         <w:rPr>
           <w:rFonts w:ascii="宋体" w:hAnsi="宋体"/>
         </w:rPr>
-        <w:lastRenderedPageBreak/>
         <w:t>步骤1：校验入参 p_namespace 是否为 NULL 或空字符串。若是，则报P0001错误，提示"namespace must not be empty"；</w:t>
       </w:r>
     </w:p>
@@ -10002,6 +10301,7 @@
         <w:rPr>
           <w:noProof/>
         </w:rPr>
+        <w:lastRenderedPageBreak/>
         <w:drawing>
           <wp:inline distT="0" distB="0" distL="0" distR="0" wp14:anchorId="30C82E89" wp14:editId="0AAE0F4C">
             <wp:extent cx="5029200" cy="4638237"/>
@@ -10042,9 +10342,18 @@
     <w:p>
       <w:pPr>
         <w:pStyle w:val="21"/>
-      </w:pPr>
-      <w:r>
-        <w:lastRenderedPageBreak/>
+        <w:rPr>
+          <w:b w:val="0"/>
+          <w:bCs w:val="0"/>
+          <w:lang w:eastAsia="zh-CN"/>
+        </w:rPr>
+      </w:pPr>
+      <w:r>
+        <w:rPr>
+          <w:b w:val="0"/>
+          <w:bCs w:val="0"/>
+          <w:lang w:eastAsia="zh-CN"/>
+        </w:rPr>
         <w:t>5.9 rename_table</w:t>
       </w:r>
     </w:p>
@@ -10346,6 +10655,7 @@
           <w:rFonts w:ascii="宋体" w:hAnsi="宋体"/>
           <w:lang w:eastAsia="zh-CN"/>
         </w:rPr>
+        <w:lastRenderedPageBreak/>
         <w:t>步骤2：通过 META 检查源表是否存在。若不存在，则报P0004错误，提示"table not found"；</w:t>
       </w:r>
     </w:p>
@@ -10509,7 +10819,6 @@
         <w:rPr>
           <w:noProof/>
         </w:rPr>
-        <w:lastRenderedPageBreak/>
         <w:drawing>
           <wp:inline distT="0" distB="0" distL="0" distR="0" wp14:anchorId="528D7BB3" wp14:editId="18CF587F">
             <wp:extent cx="5029200" cy="4334662"/>
@@ -10550,8 +10859,18 @@
     <w:p>
       <w:pPr>
         <w:pStyle w:val="21"/>
-      </w:pPr>
-      <w:r>
+        <w:rPr>
+          <w:b w:val="0"/>
+          <w:bCs w:val="0"/>
+          <w:lang w:eastAsia="zh-CN"/>
+        </w:rPr>
+      </w:pPr>
+      <w:r>
+        <w:rPr>
+          <w:b w:val="0"/>
+          <w:bCs w:val="0"/>
+          <w:lang w:eastAsia="zh-CN"/>
+        </w:rPr>
         <w:t>5.10 create_table</w:t>
       </w:r>
     </w:p>
@@ -10726,6 +11045,7 @@
         <w:rPr>
           <w:rFonts w:ascii="宋体" w:hAnsi="宋体"/>
         </w:rPr>
+        <w:lastRenderedPageBreak/>
         <w:t xml:space="preserve">• </w:t>
       </w:r>
       <w:r>
@@ -10874,7 +11194,6 @@
           <w:rFonts w:ascii="宋体" w:hAnsi="宋体"/>
           <w:b/>
         </w:rPr>
-        <w:lastRenderedPageBreak/>
         <w:t>返回值</w:t>
       </w:r>
       <w:r>
@@ -11608,6 +11927,7 @@
           <w:rFonts w:ascii="宋体" w:hAnsi="宋体"/>
           <w:lang w:eastAsia="zh-CN"/>
         </w:rPr>
+        <w:lastRenderedPageBreak/>
         <w:t xml:space="preserve">步骤4：通过 SDK 创建表。将 </w:t>
       </w:r>
       <w:proofErr w:type="spellStart"/>
@@ -11740,7 +12060,6 @@
         <w:rPr>
           <w:rFonts w:ascii="宋体" w:hAnsi="宋体"/>
         </w:rPr>
-        <w:lastRenderedPageBreak/>
         <w:t>步骤7：通过 SDK 获取完整 metadata JSON，释放 SDK 表对象，将 metadata JSON 包装为 JSONB 格式返回。</w:t>
       </w:r>
     </w:p>
@@ -11808,8 +12127,19 @@
     <w:p>
       <w:pPr>
         <w:pStyle w:val="21"/>
-      </w:pPr>
-      <w:r>
+        <w:rPr>
+          <w:b w:val="0"/>
+          <w:bCs w:val="0"/>
+          <w:lang w:eastAsia="zh-CN"/>
+        </w:rPr>
+      </w:pPr>
+      <w:r>
+        <w:rPr>
+          <w:b w:val="0"/>
+          <w:bCs w:val="0"/>
+          <w:lang w:eastAsia="zh-CN"/>
+        </w:rPr>
+        <w:lastRenderedPageBreak/>
         <w:t>5.11 load_table</w:t>
       </w:r>
     </w:p>
@@ -11939,7 +12269,6 @@
           <w:color w:val="333333"/>
           <w:sz w:val="16"/>
         </w:rPr>
-        <w:lastRenderedPageBreak/>
         <w:t>{</w:t>
       </w:r>
     </w:p>
@@ -12795,11 +13124,15 @@
       <w:pPr>
         <w:pStyle w:val="21"/>
         <w:rPr>
-          <w:lang w:eastAsia="zh-CN"/>
-        </w:rPr>
-      </w:pPr>
-      <w:r>
-        <w:rPr>
+          <w:b w:val="0"/>
+          <w:bCs w:val="0"/>
+          <w:lang w:eastAsia="zh-CN"/>
+        </w:rPr>
+      </w:pPr>
+      <w:r>
+        <w:rPr>
+          <w:b w:val="0"/>
+          <w:bCs w:val="0"/>
           <w:lang w:eastAsia="zh-CN"/>
         </w:rPr>
         <w:t xml:space="preserve">5.12 </w:t>
@@ -12807,6 +13140,8 @@
       <w:proofErr w:type="spellStart"/>
       <w:r>
         <w:rPr>
+          <w:b w:val="0"/>
+          <w:bCs w:val="0"/>
           <w:lang w:eastAsia="zh-CN"/>
         </w:rPr>
         <w:t>drop_table</w:t>
@@ -13228,8 +13563,18 @@
     <w:p>
       <w:pPr>
         <w:pStyle w:val="21"/>
-      </w:pPr>
-      <w:r>
+        <w:rPr>
+          <w:b w:val="0"/>
+          <w:bCs w:val="0"/>
+          <w:lang w:eastAsia="zh-CN"/>
+        </w:rPr>
+      </w:pPr>
+      <w:r>
+        <w:rPr>
+          <w:b w:val="0"/>
+          <w:bCs w:val="0"/>
+          <w:lang w:eastAsia="zh-CN"/>
+        </w:rPr>
         <w:lastRenderedPageBreak/>
         <w:t>5.13 commit_table</w:t>
       </w:r>
@@ -14340,8 +14685,18 @@
     <w:p>
       <w:pPr>
         <w:pStyle w:val="21"/>
-      </w:pPr>
-      <w:r>
+        <w:rPr>
+          <w:b w:val="0"/>
+          <w:bCs w:val="0"/>
+          <w:lang w:eastAsia="zh-CN"/>
+        </w:rPr>
+      </w:pPr>
+      <w:r>
+        <w:rPr>
+          <w:b w:val="0"/>
+          <w:bCs w:val="0"/>
+          <w:lang w:eastAsia="zh-CN"/>
+        </w:rPr>
         <w:lastRenderedPageBreak/>
         <w:t>5.14 add_column</w:t>
       </w:r>
@@ -15482,45 +15837,41 @@
       <w:pPr>
         <w:pStyle w:val="1"/>
         <w:rPr>
-          <w:rFonts w:ascii="宋体" w:eastAsia="宋体" w:hAnsi="宋体"/>
-          <w:color w:val="2E74B5"/>
-          <w:sz w:val="30"/>
-          <w:lang w:eastAsia="zh-CN"/>
-        </w:rPr>
-      </w:pPr>
-      <w:r>
-        <w:rPr>
           <w:rFonts w:hint="eastAsia"/>
-          <w:lang w:eastAsia="zh-CN"/>
+          <w:b w:val="0"/>
+          <w:bCs w:val="0"/>
+        </w:rPr>
+      </w:pPr>
+      <w:r>
+        <w:rPr>
+          <w:rFonts w:hint="eastAsia"/>
+          <w:b w:val="0"/>
+          <w:bCs w:val="0"/>
         </w:rPr>
         <w:lastRenderedPageBreak/>
         <w:t>6.</w:t>
       </w:r>
       <w:r>
         <w:rPr>
-          <w:lang w:eastAsia="zh-CN"/>
+          <w:b w:val="0"/>
+          <w:bCs w:val="0"/>
         </w:rPr>
         <w:t xml:space="preserve"> </w:t>
       </w:r>
       <w:r>
         <w:rPr>
-          <w:lang w:eastAsia="zh-CN"/>
+          <w:b w:val="0"/>
+          <w:bCs w:val="0"/>
         </w:rPr>
         <w:t>并</w:t>
       </w:r>
       <w:r>
         <w:rPr>
-          <w:rFonts w:ascii="微软雅黑" w:eastAsia="微软雅黑" w:hAnsi="微软雅黑" w:cs="微软雅黑" w:hint="eastAsia"/>
-          <w:lang w:eastAsia="zh-CN"/>
-        </w:rPr>
-        <w:t>发调</w:t>
-      </w:r>
-      <w:r>
-        <w:rPr>
           <w:rFonts w:hint="eastAsia"/>
-          <w:lang w:eastAsia="zh-CN"/>
-        </w:rPr>
-        <w:t>用和原子性分析</w:t>
+          <w:b w:val="0"/>
+          <w:bCs w:val="0"/>
+        </w:rPr>
+        <w:t>发调用和原子性分析</w:t>
       </w:r>
     </w:p>
     <w:p>
@@ -16165,25 +16516,37 @@
     <w:p>
       <w:pPr>
         <w:pStyle w:val="21"/>
-      </w:pPr>
-      <w:r>
+        <w:rPr>
+          <w:b w:val="0"/>
+          <w:bCs w:val="0"/>
+          <w:lang w:eastAsia="zh-CN"/>
+        </w:rPr>
+      </w:pPr>
+      <w:r>
+        <w:rPr>
+          <w:b w:val="0"/>
+          <w:bCs w:val="0"/>
+          <w:lang w:eastAsia="zh-CN"/>
+        </w:rPr>
         <w:t xml:space="preserve">6.1 </w:t>
       </w:r>
       <w:proofErr w:type="spellStart"/>
       <w:r>
+        <w:rPr>
+          <w:b w:val="0"/>
+          <w:bCs w:val="0"/>
+          <w:lang w:eastAsia="zh-CN"/>
+        </w:rPr>
         <w:t>各函数并</w:t>
       </w:r>
       <w:r>
         <w:rPr>
-          <w:rFonts w:ascii="微软雅黑" w:eastAsia="微软雅黑" w:hAnsi="微软雅黑" w:cs="微软雅黑" w:hint="eastAsia"/>
-        </w:rPr>
-        <w:t>发</w:t>
-      </w:r>
-      <w:r>
-        <w:rPr>
-          <w:rFonts w:ascii="MS Gothic" w:eastAsia="MS Gothic" w:hAnsi="MS Gothic" w:cs="MS Gothic" w:hint="eastAsia"/>
-        </w:rPr>
-        <w:t>分析</w:t>
+          <w:rFonts w:hint="eastAsia"/>
+          <w:b w:val="0"/>
+          <w:bCs w:val="0"/>
+          <w:lang w:eastAsia="zh-CN"/>
+        </w:rPr>
+        <w:t>发分析</w:t>
       </w:r>
       <w:proofErr w:type="spellEnd"/>
     </w:p>
@@ -16262,7 +16625,6 @@
           <w:p>
             <w:pPr>
               <w:rPr>
-                <w:rFonts w:hint="eastAsia"/>
                 <w:lang w:eastAsia="zh-CN"/>
               </w:rPr>
             </w:pPr>
@@ -17853,25 +18215,37 @@
     <w:p>
       <w:pPr>
         <w:pStyle w:val="21"/>
-      </w:pPr>
-      <w:r>
+        <w:rPr>
+          <w:b w:val="0"/>
+          <w:bCs w:val="0"/>
+          <w:lang w:eastAsia="zh-CN"/>
+        </w:rPr>
+      </w:pPr>
+      <w:r>
+        <w:rPr>
+          <w:b w:val="0"/>
+          <w:bCs w:val="0"/>
+          <w:lang w:eastAsia="zh-CN"/>
+        </w:rPr>
         <w:lastRenderedPageBreak/>
         <w:t xml:space="preserve">6.2 `create_table` </w:t>
       </w:r>
       <w:r>
+        <w:rPr>
+          <w:b w:val="0"/>
+          <w:bCs w:val="0"/>
+          <w:lang w:eastAsia="zh-CN"/>
+        </w:rPr>
         <w:t>并</w:t>
       </w:r>
       <w:r>
         <w:rPr>
-          <w:rFonts w:ascii="微软雅黑" w:eastAsia="微软雅黑" w:hAnsi="微软雅黑" w:cs="微软雅黑" w:hint="eastAsia"/>
-        </w:rPr>
-        <w:t>发</w:t>
-      </w:r>
-      <w:r>
-        <w:rPr>
-          <w:rFonts w:ascii="MS Gothic" w:eastAsia="MS Gothic" w:hAnsi="MS Gothic" w:cs="MS Gothic" w:hint="eastAsia"/>
-        </w:rPr>
-        <w:t>分析</w:t>
+          <w:rFonts w:hint="eastAsia"/>
+          <w:b w:val="0"/>
+          <w:bCs w:val="0"/>
+          <w:lang w:eastAsia="zh-CN"/>
+        </w:rPr>
+        <w:t>发分析</w:t>
       </w:r>
     </w:p>
     <w:p>
@@ -17895,6 +18269,7 @@
         </w:rPr>
         <w:t xml:space="preserve"> 需要 SDK 生成的 </w:t>
       </w:r>
+      <w:proofErr w:type="spellStart"/>
       <w:r>
         <w:rPr>
           <w:rFonts w:ascii="Courier New" w:hAnsi="Courier New"/>
@@ -17903,12 +18278,14 @@
         </w:rPr>
         <w:t>table_uuid</w:t>
       </w:r>
+      <w:proofErr w:type="spellEnd"/>
       <w:r>
         <w:rPr>
           <w:rFonts w:ascii="宋体" w:hAnsi="宋体"/>
         </w:rPr>
         <w:t>/</w:t>
       </w:r>
+      <w:proofErr w:type="spellStart"/>
       <w:r>
         <w:rPr>
           <w:rFonts w:ascii="Courier New" w:hAnsi="Courier New"/>
@@ -17917,6 +18294,7 @@
         </w:rPr>
         <w:t>metadata_location</w:t>
       </w:r>
+      <w:proofErr w:type="spellEnd"/>
       <w:r>
         <w:rPr>
           <w:rFonts w:ascii="宋体" w:hAnsi="宋体"/>
@@ -18494,44 +18872,72 @@
       <w:pPr>
         <w:pStyle w:val="21"/>
         <w:rPr>
+          <w:b w:val="0"/>
+          <w:bCs w:val="0"/>
+          <w:lang w:eastAsia="zh-CN"/>
+        </w:rPr>
+      </w:pPr>
+      <w:r>
+        <w:rPr>
+          <w:b w:val="0"/>
+          <w:bCs w:val="0"/>
+          <w:lang w:eastAsia="zh-CN"/>
+        </w:rPr>
+        <w:t>6.3 `</w:t>
+      </w:r>
+      <w:proofErr w:type="spellStart"/>
+      <w:r>
+        <w:rPr>
+          <w:b w:val="0"/>
+          <w:bCs w:val="0"/>
+          <w:lang w:eastAsia="zh-CN"/>
+        </w:rPr>
+        <w:t>commit_table</w:t>
+      </w:r>
+      <w:proofErr w:type="spellEnd"/>
+      <w:r>
+        <w:rPr>
+          <w:b w:val="0"/>
+          <w:bCs w:val="0"/>
+          <w:lang w:eastAsia="zh-CN"/>
+        </w:rPr>
+        <w:t>` / `</w:t>
+      </w:r>
+      <w:proofErr w:type="spellStart"/>
+      <w:r>
+        <w:rPr>
+          <w:b w:val="0"/>
+          <w:bCs w:val="0"/>
+          <w:lang w:eastAsia="zh-CN"/>
+        </w:rPr>
+        <w:t>add_column</w:t>
+      </w:r>
+      <w:proofErr w:type="spellEnd"/>
+      <w:r>
+        <w:rPr>
+          <w:b w:val="0"/>
+          <w:bCs w:val="0"/>
+          <w:lang w:eastAsia="zh-CN"/>
+        </w:rPr>
+        <w:t xml:space="preserve">` </w:t>
+      </w:r>
+      <w:proofErr w:type="spellStart"/>
+      <w:r>
+        <w:rPr>
+          <w:b w:val="0"/>
+          <w:bCs w:val="0"/>
+          <w:lang w:eastAsia="zh-CN"/>
+        </w:rPr>
+        <w:t>的行</w:t>
+      </w:r>
+      <w:r>
+        <w:rPr>
           <w:rFonts w:hint="eastAsia"/>
-          <w:lang w:eastAsia="zh-CN"/>
-        </w:rPr>
-      </w:pPr>
-      <w:r>
-        <w:t>6.3 `</w:t>
-      </w:r>
-      <w:proofErr w:type="spellStart"/>
-      <w:r>
-        <w:t>commit_table</w:t>
-      </w:r>
-      <w:proofErr w:type="spellEnd"/>
-      <w:r>
-        <w:t>` / `</w:t>
-      </w:r>
-      <w:proofErr w:type="spellStart"/>
-      <w:r>
-        <w:t>add_column</w:t>
-      </w:r>
-      <w:proofErr w:type="spellEnd"/>
-      <w:r>
-        <w:t xml:space="preserve">` </w:t>
-      </w:r>
-      <w:proofErr w:type="spellStart"/>
-      <w:r>
-        <w:t>的行</w:t>
-      </w:r>
-      <w:r>
-        <w:rPr>
-          <w:rFonts w:ascii="微软雅黑" w:eastAsia="微软雅黑" w:hAnsi="微软雅黑" w:cs="微软雅黑" w:hint="eastAsia"/>
-        </w:rPr>
-        <w:t>锁</w:t>
-      </w:r>
-      <w:r>
-        <w:rPr>
-          <w:rFonts w:ascii="MS Gothic" w:eastAsia="MS Gothic" w:hAnsi="MS Gothic" w:cs="MS Gothic" w:hint="eastAsia"/>
-        </w:rPr>
-        <w:t>串行化</w:t>
+          <w:b w:val="0"/>
+          <w:bCs w:val="0"/>
+          <w:lang w:eastAsia="zh-CN"/>
+        </w:rPr>
+        <w:t>锁串行化</w:t>
       </w:r>
       <w:proofErr w:type="spellEnd"/>
     </w:p>
@@ -19039,43 +19445,37 @@
     <w:p>
       <w:pPr>
         <w:pStyle w:val="21"/>
-      </w:pPr>
-      <w:r>
+        <w:rPr>
+          <w:b w:val="0"/>
+          <w:bCs w:val="0"/>
+          <w:lang w:eastAsia="zh-CN"/>
+        </w:rPr>
+      </w:pPr>
+      <w:r>
+        <w:rPr>
+          <w:b w:val="0"/>
+          <w:bCs w:val="0"/>
+          <w:lang w:eastAsia="zh-CN"/>
+        </w:rPr>
         <w:t xml:space="preserve">6.4 SDK </w:t>
       </w:r>
       <w:proofErr w:type="spellStart"/>
       <w:r>
+        <w:rPr>
+          <w:b w:val="0"/>
+          <w:bCs w:val="0"/>
+          <w:lang w:eastAsia="zh-CN"/>
+        </w:rPr>
         <w:t>失</w:t>
       </w:r>
       <w:r>
         <w:rPr>
-          <w:rFonts w:ascii="微软雅黑" w:eastAsia="微软雅黑" w:hAnsi="微软雅黑" w:cs="微软雅黑" w:hint="eastAsia"/>
-        </w:rPr>
-        <w:t>败</w:t>
-      </w:r>
-      <w:r>
-        <w:rPr>
-          <w:rFonts w:ascii="MS Gothic" w:eastAsia="MS Gothic" w:hAnsi="MS Gothic" w:cs="MS Gothic" w:hint="eastAsia"/>
-        </w:rPr>
-        <w:t>的回</w:t>
-      </w:r>
-      <w:r>
-        <w:rPr>
-          <w:rFonts w:ascii="微软雅黑" w:eastAsia="微软雅黑" w:hAnsi="微软雅黑" w:cs="微软雅黑" w:hint="eastAsia"/>
-        </w:rPr>
-        <w:t>滚</w:t>
-      </w:r>
-      <w:r>
-        <w:rPr>
-          <w:rFonts w:ascii="MS Gothic" w:eastAsia="MS Gothic" w:hAnsi="MS Gothic" w:cs="MS Gothic" w:hint="eastAsia"/>
-        </w:rPr>
-        <w:t>保</w:t>
-      </w:r>
-      <w:r>
-        <w:rPr>
-          <w:rFonts w:ascii="微软雅黑" w:eastAsia="微软雅黑" w:hAnsi="微软雅黑" w:cs="微软雅黑" w:hint="eastAsia"/>
-        </w:rPr>
-        <w:t>证</w:t>
+          <w:rFonts w:hint="eastAsia"/>
+          <w:b w:val="0"/>
+          <w:bCs w:val="0"/>
+          <w:lang w:eastAsia="zh-CN"/>
+        </w:rPr>
+        <w:t>败的回滚保证</w:t>
       </w:r>
       <w:proofErr w:type="spellEnd"/>
     </w:p>
@@ -19930,7 +20330,6 @@
                 <w:sz w:val="18"/>
                 <w:lang w:eastAsia="zh-CN"/>
               </w:rPr>
-              <w:lastRenderedPageBreak/>
               <w:t>写入失败无残留</w:t>
             </w:r>
           </w:p>
@@ -19961,6 +20360,7 @@
           <w:color w:val="555555"/>
           <w:sz w:val="18"/>
         </w:rPr>
+        <w:lastRenderedPageBreak/>
         <w:t>孤儿文件</w:t>
       </w:r>
       <w:r>
@@ -20013,22 +20413,26 @@
     <w:p>
       <w:pPr>
         <w:pStyle w:val="1"/>
-      </w:pPr>
-      <w:r>
+        <w:rPr>
+          <w:b w:val="0"/>
+          <w:bCs w:val="0"/>
+        </w:rPr>
+      </w:pPr>
+      <w:r>
+        <w:rPr>
+          <w:b w:val="0"/>
+          <w:bCs w:val="0"/>
+        </w:rPr>
         <w:t xml:space="preserve">7. </w:t>
       </w:r>
       <w:proofErr w:type="spellStart"/>
       <w:r>
         <w:rPr>
-          <w:rFonts w:ascii="微软雅黑" w:eastAsia="微软雅黑" w:hAnsi="微软雅黑" w:cs="微软雅黑" w:hint="eastAsia"/>
-        </w:rPr>
-        <w:t>错误码</w:t>
-      </w:r>
-      <w:r>
-        <w:rPr>
-          <w:rFonts w:ascii="MS Gothic" w:eastAsia="MS Gothic" w:hAnsi="MS Gothic" w:cs="MS Gothic" w:hint="eastAsia"/>
-        </w:rPr>
-        <w:t>映射</w:t>
+          <w:rFonts w:hint="eastAsia"/>
+          <w:b w:val="0"/>
+          <w:bCs w:val="0"/>
+        </w:rPr>
+        <w:t>错误码映射</w:t>
       </w:r>
       <w:proofErr w:type="spellEnd"/>
     </w:p>
@@ -20975,7 +21379,6 @@
         <w:spacing w:after="0"/>
         <w:ind w:left="170"/>
         <w:rPr>
-          <w:rFonts w:hint="eastAsia"/>
           <w:lang w:eastAsia="zh-CN"/>
         </w:rPr>
       </w:pPr>
@@ -21802,7 +22205,7 @@
     <w:link w:val="10"/>
     <w:uiPriority w:val="9"/>
     <w:qFormat/>
-    <w:rsid w:val="00FC693F"/>
+    <w:rsid w:val="00B65E4E"/>
     <w:pPr>
       <w:keepNext/>
       <w:keepLines/>
@@ -21810,7 +22213,7 @@
       <w:outlineLvl w:val="0"/>
     </w:pPr>
     <w:rPr>
-      <w:rFonts w:asciiTheme="majorHAnsi" w:eastAsiaTheme="majorEastAsia" w:hAnsiTheme="majorHAnsi" w:cstheme="majorBidi"/>
+      <w:rFonts w:asciiTheme="majorHAnsi" w:hAnsiTheme="majorHAnsi" w:cstheme="majorBidi"/>
       <w:b/>
       <w:bCs/>
       <w:color w:val="365F91" w:themeColor="accent1" w:themeShade="BF"/>
@@ -21826,7 +22229,7 @@
     <w:uiPriority w:val="9"/>
     <w:unhideWhenUsed/>
     <w:qFormat/>
-    <w:rsid w:val="00FC693F"/>
+    <w:rsid w:val="00B65E4E"/>
     <w:pPr>
       <w:keepNext/>
       <w:keepLines/>
@@ -21834,7 +22237,7 @@
       <w:outlineLvl w:val="1"/>
     </w:pPr>
     <w:rPr>
-      <w:rFonts w:asciiTheme="majorHAnsi" w:eastAsiaTheme="majorEastAsia" w:hAnsiTheme="majorHAnsi" w:cstheme="majorBidi"/>
+      <w:rFonts w:asciiTheme="majorHAnsi" w:hAnsiTheme="majorHAnsi" w:cstheme="majorBidi"/>
       <w:b/>
       <w:bCs/>
       <w:color w:val="4F81BD" w:themeColor="accent1"/>
@@ -21850,7 +22253,7 @@
     <w:uiPriority w:val="9"/>
     <w:unhideWhenUsed/>
     <w:qFormat/>
-    <w:rsid w:val="00FC693F"/>
+    <w:rsid w:val="00B65E4E"/>
     <w:pPr>
       <w:keepNext/>
       <w:keepLines/>
@@ -21858,7 +22261,7 @@
       <w:outlineLvl w:val="2"/>
     </w:pPr>
     <w:rPr>
-      <w:rFonts w:asciiTheme="majorHAnsi" w:eastAsiaTheme="majorEastAsia" w:hAnsiTheme="majorHAnsi" w:cstheme="majorBidi"/>
+      <w:rFonts w:asciiTheme="majorHAnsi" w:hAnsiTheme="majorHAnsi" w:cstheme="majorBidi"/>
       <w:b/>
       <w:bCs/>
       <w:color w:val="4F81BD" w:themeColor="accent1"/>
@@ -22087,9 +22490,9 @@
     <w:basedOn w:val="a2"/>
     <w:link w:val="1"/>
     <w:uiPriority w:val="9"/>
-    <w:rsid w:val="00FC693F"/>
+    <w:rsid w:val="00B65E4E"/>
     <w:rPr>
-      <w:rFonts w:asciiTheme="majorHAnsi" w:eastAsiaTheme="majorEastAsia" w:hAnsiTheme="majorHAnsi" w:cstheme="majorBidi"/>
+      <w:rFonts w:asciiTheme="majorHAnsi" w:eastAsia="宋体" w:hAnsiTheme="majorHAnsi" w:cstheme="majorBidi"/>
       <w:b/>
       <w:bCs/>
       <w:color w:val="365F91" w:themeColor="accent1" w:themeShade="BF"/>
@@ -22102,9 +22505,9 @@
     <w:basedOn w:val="a2"/>
     <w:link w:val="21"/>
     <w:uiPriority w:val="9"/>
-    <w:rsid w:val="00FC693F"/>
+    <w:rsid w:val="00B65E4E"/>
     <w:rPr>
-      <w:rFonts w:asciiTheme="majorHAnsi" w:eastAsiaTheme="majorEastAsia" w:hAnsiTheme="majorHAnsi" w:cstheme="majorBidi"/>
+      <w:rFonts w:asciiTheme="majorHAnsi" w:eastAsia="宋体" w:hAnsiTheme="majorHAnsi" w:cstheme="majorBidi"/>
       <w:b/>
       <w:bCs/>
       <w:color w:val="4F81BD" w:themeColor="accent1"/>
@@ -22117,12 +22520,13 @@
     <w:basedOn w:val="a2"/>
     <w:link w:val="31"/>
     <w:uiPriority w:val="9"/>
-    <w:rsid w:val="00FC693F"/>
+    <w:rsid w:val="00B65E4E"/>
     <w:rPr>
-      <w:rFonts w:asciiTheme="majorHAnsi" w:eastAsiaTheme="majorEastAsia" w:hAnsiTheme="majorHAnsi" w:cstheme="majorBidi"/>
+      <w:rFonts w:asciiTheme="majorHAnsi" w:eastAsia="宋体" w:hAnsiTheme="majorHAnsi" w:cstheme="majorBidi"/>
       <w:b/>
       <w:bCs/>
       <w:color w:val="4F81BD" w:themeColor="accent1"/>
+      <w:sz w:val="20"/>
     </w:rPr>
   </w:style>
   <w:style w:type="paragraph" w:styleId="aa">

--- a/design/iceberg_metadata_sql_func_impl_design.docx
+++ b/design/iceberg_metadata_sql_func_impl_design.docx
@@ -175,12 +175,14 @@
         <w:rPr>
           <w:b w:val="0"/>
           <w:bCs w:val="0"/>
+          <w:lang w:eastAsia="zh-CN"/>
         </w:rPr>
       </w:pPr>
       <w:r>
         <w:rPr>
           <w:b w:val="0"/>
           <w:bCs w:val="0"/>
+          <w:lang w:eastAsia="zh-CN"/>
         </w:rPr>
         <w:t xml:space="preserve">2. </w:t>
       </w:r>
@@ -188,6 +190,7 @@
         <w:rPr>
           <w:b w:val="0"/>
           <w:bCs w:val="0"/>
+          <w:lang w:eastAsia="zh-CN"/>
         </w:rPr>
         <w:t>系</w:t>
       </w:r>
@@ -196,6 +199,7 @@
           <w:rFonts w:hint="eastAsia"/>
           <w:b w:val="0"/>
           <w:bCs w:val="0"/>
+          <w:lang w:eastAsia="zh-CN"/>
         </w:rPr>
         <w:t>统上下</w:t>
       </w:r>
@@ -203,6 +207,7 @@
         <w:rPr>
           <w:b w:val="0"/>
           <w:bCs w:val="0"/>
+          <w:lang w:eastAsia="zh-CN"/>
         </w:rPr>
         <w:t>文</w:t>
       </w:r>
@@ -864,61 +869,76 @@
       <w:pPr>
         <w:pStyle w:val="1"/>
         <w:rPr>
+          <w:b w:val="0"/>
+          <w:bCs w:val="0"/>
+        </w:rPr>
+      </w:pPr>
+      <w:r>
+        <w:rPr>
+          <w:b w:val="0"/>
+          <w:bCs w:val="0"/>
+        </w:rPr>
+        <w:t xml:space="preserve">3. Iceberg SDK </w:t>
+      </w:r>
+      <w:proofErr w:type="spellStart"/>
+      <w:r>
+        <w:rPr>
+          <w:b w:val="0"/>
+          <w:bCs w:val="0"/>
+        </w:rPr>
+        <w:t>接口</w:t>
+      </w:r>
+      <w:r>
+        <w:rPr>
           <w:rFonts w:hint="eastAsia"/>
           <w:b w:val="0"/>
           <w:bCs w:val="0"/>
         </w:rPr>
-      </w:pPr>
-      <w:r>
+        <w:t>诉求</w:t>
+      </w:r>
+      <w:proofErr w:type="spellEnd"/>
+    </w:p>
+    <w:p>
+      <w:pPr>
+        <w:pStyle w:val="21"/>
         <w:rPr>
           <w:b w:val="0"/>
           <w:bCs w:val="0"/>
-        </w:rPr>
-        <w:t xml:space="preserve">3. Iceberg SDK </w:t>
-      </w:r>
-      <w:proofErr w:type="spellStart"/>
+          <w:lang w:eastAsia="zh-CN"/>
+        </w:rPr>
+      </w:pPr>
       <w:r>
         <w:rPr>
           <w:b w:val="0"/>
           <w:bCs w:val="0"/>
-        </w:rPr>
-        <w:t>接口</w:t>
+          <w:lang w:eastAsia="zh-CN"/>
+        </w:rPr>
+        <w:t xml:space="preserve">3.1 </w:t>
+      </w:r>
+      <w:r>
+        <w:rPr>
+          <w:b w:val="0"/>
+          <w:bCs w:val="0"/>
+          <w:lang w:eastAsia="zh-CN"/>
+        </w:rPr>
+        <w:t>架构</w:t>
       </w:r>
       <w:r>
         <w:rPr>
           <w:rFonts w:hint="eastAsia"/>
           <w:b w:val="0"/>
           <w:bCs w:val="0"/>
-        </w:rPr>
-        <w:t>诉求</w:t>
-      </w:r>
-      <w:proofErr w:type="spellEnd"/>
-    </w:p>
-    <w:p>
-      <w:pPr>
-        <w:pStyle w:val="21"/>
+          <w:lang w:eastAsia="zh-CN"/>
+        </w:rPr>
+        <w:t>说明：</w:t>
+      </w:r>
+      <w:r>
         <w:rPr>
           <w:b w:val="0"/>
           <w:bCs w:val="0"/>
           <w:lang w:eastAsia="zh-CN"/>
         </w:rPr>
-      </w:pPr>
-      <w:r>
-        <w:rPr>
-          <w:b w:val="0"/>
-          <w:bCs w:val="0"/>
-          <w:lang w:eastAsia="zh-CN"/>
-        </w:rPr>
-        <w:t xml:space="preserve">3.1 </w:t>
-      </w:r>
-      <w:proofErr w:type="spellStart"/>
-      <w:r>
-        <w:rPr>
-          <w:b w:val="0"/>
-          <w:bCs w:val="0"/>
-          <w:lang w:eastAsia="zh-CN"/>
-        </w:rPr>
-        <w:t>架构</w:t>
+        <w:t xml:space="preserve">JNI </w:t>
       </w:r>
       <w:r>
         <w:rPr>
@@ -927,7 +947,7 @@
           <w:bCs w:val="0"/>
           <w:lang w:eastAsia="zh-CN"/>
         </w:rPr>
-        <w:t>说明：</w:t>
+        <w:t>调用链与</w:t>
       </w:r>
       <w:r>
         <w:rPr>
@@ -935,64 +955,34 @@
           <w:bCs w:val="0"/>
           <w:lang w:eastAsia="zh-CN"/>
         </w:rPr>
-        <w:t>JNI</w:t>
-      </w:r>
-      <w:proofErr w:type="spellEnd"/>
+        <w:t xml:space="preserve"> </w:t>
+      </w:r>
+      <w:proofErr w:type="spellStart"/>
       <w:r>
         <w:rPr>
           <w:b w:val="0"/>
           <w:bCs w:val="0"/>
           <w:lang w:eastAsia="zh-CN"/>
         </w:rPr>
-        <w:t xml:space="preserve"> </w:t>
-      </w:r>
-      <w:proofErr w:type="spellStart"/>
-      <w:r>
-        <w:rPr>
-          <w:rFonts w:hint="eastAsia"/>
+        <w:t>ereport</w:t>
+      </w:r>
+      <w:proofErr w:type="spellEnd"/>
+      <w:r>
+        <w:rPr>
           <w:b w:val="0"/>
           <w:bCs w:val="0"/>
           <w:lang w:eastAsia="zh-CN"/>
         </w:rPr>
-        <w:t>调用链与</w:t>
-      </w:r>
-      <w:proofErr w:type="spellEnd"/>
+        <w:t xml:space="preserve"> </w:t>
+      </w:r>
       <w:r>
         <w:rPr>
           <w:b w:val="0"/>
           <w:bCs w:val="0"/>
           <w:lang w:eastAsia="zh-CN"/>
         </w:rPr>
-        <w:t xml:space="preserve"> </w:t>
-      </w:r>
-      <w:proofErr w:type="spellStart"/>
-      <w:r>
-        <w:rPr>
-          <w:b w:val="0"/>
-          <w:bCs w:val="0"/>
-          <w:lang w:eastAsia="zh-CN"/>
-        </w:rPr>
-        <w:t>ereport</w:t>
-      </w:r>
-      <w:proofErr w:type="spellEnd"/>
-      <w:r>
-        <w:rPr>
-          <w:b w:val="0"/>
-          <w:bCs w:val="0"/>
-          <w:lang w:eastAsia="zh-CN"/>
-        </w:rPr>
-        <w:t xml:space="preserve"> </w:t>
-      </w:r>
-      <w:proofErr w:type="spellStart"/>
-      <w:r>
-        <w:rPr>
-          <w:b w:val="0"/>
-          <w:bCs w:val="0"/>
-          <w:lang w:eastAsia="zh-CN"/>
-        </w:rPr>
         <w:t>安全性</w:t>
       </w:r>
-      <w:proofErr w:type="spellEnd"/>
     </w:p>
     <w:p>
       <w:pPr>
@@ -3799,39 +3789,43 @@
       <w:pPr>
         <w:pStyle w:val="1"/>
         <w:rPr>
+          <w:b w:val="0"/>
+          <w:bCs w:val="0"/>
+          <w:lang w:eastAsia="zh-CN"/>
+        </w:rPr>
+      </w:pPr>
+      <w:r>
+        <w:rPr>
+          <w:b w:val="0"/>
+          <w:bCs w:val="0"/>
+          <w:lang w:eastAsia="zh-CN"/>
+        </w:rPr>
+        <w:t xml:space="preserve">4. </w:t>
+      </w:r>
+      <w:proofErr w:type="gramStart"/>
+      <w:r>
+        <w:rPr>
+          <w:b w:val="0"/>
+          <w:bCs w:val="0"/>
+          <w:lang w:eastAsia="zh-CN"/>
+        </w:rPr>
+        <w:t>元信息</w:t>
+      </w:r>
+      <w:proofErr w:type="gramEnd"/>
+      <w:r>
+        <w:rPr>
+          <w:b w:val="0"/>
+          <w:bCs w:val="0"/>
+          <w:lang w:eastAsia="zh-CN"/>
+        </w:rPr>
+        <w:t>模</w:t>
+      </w:r>
+      <w:r>
+        <w:rPr>
           <w:rFonts w:hint="eastAsia"/>
           <w:b w:val="0"/>
           <w:bCs w:val="0"/>
-        </w:rPr>
-      </w:pPr>
-      <w:r>
-        <w:rPr>
-          <w:b w:val="0"/>
-          <w:bCs w:val="0"/>
-        </w:rPr>
-        <w:t xml:space="preserve">4. </w:t>
-      </w:r>
-      <w:proofErr w:type="gramStart"/>
-      <w:r>
-        <w:rPr>
-          <w:b w:val="0"/>
-          <w:bCs w:val="0"/>
-        </w:rPr>
-        <w:t>元信息</w:t>
-      </w:r>
-      <w:proofErr w:type="gramEnd"/>
-      <w:r>
-        <w:rPr>
-          <w:b w:val="0"/>
-          <w:bCs w:val="0"/>
-        </w:rPr>
-        <w:t>模</w:t>
-      </w:r>
-      <w:r>
-        <w:rPr>
-          <w:rFonts w:hint="eastAsia"/>
-          <w:b w:val="0"/>
-          <w:bCs w:val="0"/>
+          <w:lang w:eastAsia="zh-CN"/>
         </w:rPr>
         <w:t>块接口诉求</w:t>
       </w:r>
@@ -4190,7 +4184,6 @@
         </w:rPr>
         <w:t xml:space="preserve">4.1 </w:t>
       </w:r>
-      <w:proofErr w:type="spellStart"/>
       <w:r>
         <w:rPr>
           <w:b w:val="0"/>
@@ -4216,7 +4209,6 @@
         </w:rPr>
         <w:t>作</w:t>
       </w:r>
-      <w:proofErr w:type="spellEnd"/>
     </w:p>
     <w:p>
       <w:pPr>
@@ -5278,7 +5270,6 @@
       <w:pPr>
         <w:pStyle w:val="1"/>
         <w:rPr>
-          <w:rFonts w:hint="eastAsia"/>
           <w:b w:val="0"/>
           <w:bCs w:val="0"/>
         </w:rPr>
@@ -5496,10 +5487,10 @@
         <w:tblLook w:val="04A0" w:firstRow="1" w:lastRow="0" w:firstColumn="1" w:lastColumn="0" w:noHBand="0" w:noVBand="1"/>
       </w:tblPr>
       <w:tblGrid>
-        <w:gridCol w:w="2489"/>
-        <w:gridCol w:w="4211"/>
-        <w:gridCol w:w="2018"/>
-        <w:gridCol w:w="1470"/>
+        <w:gridCol w:w="2743"/>
+        <w:gridCol w:w="4659"/>
+        <w:gridCol w:w="1611"/>
+        <w:gridCol w:w="1175"/>
       </w:tblGrid>
       <w:tr>
         <w:tc>
@@ -5564,7 +5555,7 @@
                 <w:b/>
                 <w:sz w:val="18"/>
               </w:rPr>
-              <w:t>operationId</w:t>
+              <w:t>说明</w:t>
             </w:r>
           </w:p>
         </w:tc>
@@ -5580,7 +5571,7 @@
                 <w:b/>
                 <w:sz w:val="18"/>
               </w:rPr>
-              <w:t>说明</w:t>
+              <w:t>返回值差异</w:t>
             </w:r>
           </w:p>
         </w:tc>
@@ -5619,12 +5610,50 @@
             <w:tcW w:w="2018" w:type="dxa"/>
           </w:tcPr>
           <w:p>
-            <w:r>
-              <w:rPr>
-                <w:rFonts w:ascii="Courier New" w:hAnsi="Courier New"/>
-                <w:sz w:val="18"/>
-              </w:rPr>
-              <w:t>`namespaceExists`</w:t>
+            <w:pPr>
+              <w:rPr>
+                <w:lang w:eastAsia="zh-CN"/>
+              </w:rPr>
+            </w:pPr>
+            <w:r>
+              <w:rPr>
+                <w:rFonts w:ascii="Courier New" w:hAnsi="Courier New"/>
+                <w:sz w:val="18"/>
+                <w:lang w:eastAsia="zh-CN"/>
+              </w:rPr>
+              <w:t>检查命名空间是否存在，返回</w:t>
+            </w:r>
+            <w:r>
+              <w:rPr>
+                <w:rFonts w:ascii="Courier New" w:hAnsi="Courier New"/>
+                <w:sz w:val="18"/>
+                <w:lang w:eastAsia="zh-CN"/>
+              </w:rPr>
+              <w:t xml:space="preserve"> 204</w:t>
+            </w:r>
+            <w:r>
+              <w:rPr>
+                <w:rFonts w:ascii="Courier New" w:hAnsi="Courier New"/>
+                <w:sz w:val="18"/>
+                <w:lang w:eastAsia="zh-CN"/>
+              </w:rPr>
+              <w:t>（存在）或</w:t>
+            </w:r>
+            <w:r>
+              <w:rPr>
+                <w:rFonts w:ascii="Courier New" w:hAnsi="Courier New"/>
+                <w:sz w:val="18"/>
+                <w:lang w:eastAsia="zh-CN"/>
+              </w:rPr>
+              <w:t xml:space="preserve"> 404</w:t>
+            </w:r>
+            <w:r>
+              <w:rPr>
+                <w:rFonts w:ascii="Courier New" w:hAnsi="Courier New"/>
+                <w:sz w:val="18"/>
+                <w:lang w:eastAsia="zh-CN"/>
+              </w:rPr>
+              <w:t>（不存在）</w:t>
             </w:r>
           </w:p>
         </w:tc>
@@ -5644,7 +5673,7 @@
                 <w:sz w:val="18"/>
                 <w:lang w:eastAsia="zh-CN"/>
               </w:rPr>
-              <w:t>检查命名空间是否存在，返回</w:t>
+              <w:t xml:space="preserve">REST API </w:t>
             </w:r>
             <w:r>
               <w:rPr>
@@ -5652,7 +5681,7 @@
                 <w:sz w:val="18"/>
                 <w:lang w:eastAsia="zh-CN"/>
               </w:rPr>
-              <w:t xml:space="preserve"> 204</w:t>
+              <w:t>返回</w:t>
             </w:r>
             <w:r>
               <w:rPr>
@@ -5660,7 +5689,7 @@
                 <w:sz w:val="18"/>
                 <w:lang w:eastAsia="zh-CN"/>
               </w:rPr>
-              <w:t>（存在）或</w:t>
+              <w:t xml:space="preserve"> 204 </w:t>
             </w:r>
             <w:r>
               <w:rPr>
@@ -5668,7 +5697,7 @@
                 <w:sz w:val="18"/>
                 <w:lang w:eastAsia="zh-CN"/>
               </w:rPr>
-              <w:t xml:space="preserve"> 404</w:t>
+              <w:t>无响应体，</w:t>
             </w:r>
             <w:r>
               <w:rPr>
@@ -5676,7 +5705,23 @@
                 <w:sz w:val="18"/>
                 <w:lang w:eastAsia="zh-CN"/>
               </w:rPr>
-              <w:t>（不存在）</w:t>
+              <w:t xml:space="preserve">SQL </w:t>
+            </w:r>
+            <w:r>
+              <w:rPr>
+                <w:rFonts w:ascii="Courier New" w:hAnsi="Courier New"/>
+                <w:sz w:val="18"/>
+                <w:lang w:eastAsia="zh-CN"/>
+              </w:rPr>
+              <w:t>函数包装为</w:t>
+            </w:r>
+            <w:r>
+              <w:rPr>
+                <w:rFonts w:ascii="Courier New" w:hAnsi="Courier New"/>
+                <w:sz w:val="18"/>
+                <w:lang w:eastAsia="zh-CN"/>
+              </w:rPr>
+              <w:t xml:space="preserve"> {"exists": true/false}</w:t>
             </w:r>
           </w:p>
         </w:tc>
@@ -5731,12 +5776,50 @@
             <w:tcW w:w="2018" w:type="dxa"/>
           </w:tcPr>
           <w:p>
-            <w:r>
-              <w:rPr>
-                <w:rFonts w:ascii="Courier New" w:hAnsi="Courier New"/>
-                <w:sz w:val="18"/>
-              </w:rPr>
-              <w:t>`tableExists`</w:t>
+            <w:pPr>
+              <w:rPr>
+                <w:lang w:eastAsia="zh-CN"/>
+              </w:rPr>
+            </w:pPr>
+            <w:r>
+              <w:rPr>
+                <w:rFonts w:ascii="Courier New" w:hAnsi="Courier New"/>
+                <w:sz w:val="18"/>
+                <w:lang w:eastAsia="zh-CN"/>
+              </w:rPr>
+              <w:t>检查表是否存在，返回</w:t>
+            </w:r>
+            <w:r>
+              <w:rPr>
+                <w:rFonts w:ascii="Courier New" w:hAnsi="Courier New"/>
+                <w:sz w:val="18"/>
+                <w:lang w:eastAsia="zh-CN"/>
+              </w:rPr>
+              <w:t xml:space="preserve"> 204</w:t>
+            </w:r>
+            <w:r>
+              <w:rPr>
+                <w:rFonts w:ascii="Courier New" w:hAnsi="Courier New"/>
+                <w:sz w:val="18"/>
+                <w:lang w:eastAsia="zh-CN"/>
+              </w:rPr>
+              <w:t>（存在）或</w:t>
+            </w:r>
+            <w:r>
+              <w:rPr>
+                <w:rFonts w:ascii="Courier New" w:hAnsi="Courier New"/>
+                <w:sz w:val="18"/>
+                <w:lang w:eastAsia="zh-CN"/>
+              </w:rPr>
+              <w:t xml:space="preserve"> 404</w:t>
+            </w:r>
+            <w:r>
+              <w:rPr>
+                <w:rFonts w:ascii="Courier New" w:hAnsi="Courier New"/>
+                <w:sz w:val="18"/>
+                <w:lang w:eastAsia="zh-CN"/>
+              </w:rPr>
+              <w:t>（不存在）</w:t>
             </w:r>
           </w:p>
         </w:tc>
@@ -5756,39 +5839,7 @@
                 <w:sz w:val="18"/>
                 <w:lang w:eastAsia="zh-CN"/>
               </w:rPr>
-              <w:t>检查表是否存在，返回</w:t>
-            </w:r>
-            <w:r>
-              <w:rPr>
-                <w:rFonts w:ascii="Courier New" w:hAnsi="Courier New"/>
-                <w:sz w:val="18"/>
-                <w:lang w:eastAsia="zh-CN"/>
-              </w:rPr>
-              <w:t xml:space="preserve"> 204</w:t>
-            </w:r>
-            <w:r>
-              <w:rPr>
-                <w:rFonts w:ascii="Courier New" w:hAnsi="Courier New"/>
-                <w:sz w:val="18"/>
-                <w:lang w:eastAsia="zh-CN"/>
-              </w:rPr>
-              <w:t>（存在）或</w:t>
-            </w:r>
-            <w:r>
-              <w:rPr>
-                <w:rFonts w:ascii="Courier New" w:hAnsi="Courier New"/>
-                <w:sz w:val="18"/>
-                <w:lang w:eastAsia="zh-CN"/>
-              </w:rPr>
-              <w:t xml:space="preserve"> 404</w:t>
-            </w:r>
-            <w:r>
-              <w:rPr>
-                <w:rFonts w:ascii="Courier New" w:hAnsi="Courier New"/>
-                <w:sz w:val="18"/>
-                <w:lang w:eastAsia="zh-CN"/>
-              </w:rPr>
-              <w:t>（不存在）</w:t>
+              <w:t>同上</w:t>
             </w:r>
           </w:p>
         </w:tc>
@@ -5843,12 +5894,18 @@
             <w:tcW w:w="2018" w:type="dxa"/>
           </w:tcPr>
           <w:p>
-            <w:r>
-              <w:rPr>
-                <w:rFonts w:ascii="Courier New" w:hAnsi="Courier New"/>
-                <w:sz w:val="18"/>
-              </w:rPr>
-              <w:t>`loadNamespaceMetadata`</w:t>
+            <w:pPr>
+              <w:rPr>
+                <w:lang w:eastAsia="zh-CN"/>
+              </w:rPr>
+            </w:pPr>
+            <w:r>
+              <w:rPr>
+                <w:rFonts w:ascii="Courier New" w:hAnsi="Courier New"/>
+                <w:sz w:val="18"/>
+                <w:lang w:eastAsia="zh-CN"/>
+              </w:rPr>
+              <w:t>加载命名空间的元数据属性</w:t>
             </w:r>
           </w:p>
         </w:tc>
@@ -5868,7 +5925,7 @@
                 <w:sz w:val="18"/>
                 <w:lang w:eastAsia="zh-CN"/>
               </w:rPr>
-              <w:t>加载命名空间的元数据属性</w:t>
+              <w:t>无</w:t>
             </w:r>
           </w:p>
         </w:tc>
@@ -5923,12 +5980,34 @@
             <w:tcW w:w="2018" w:type="dxa"/>
           </w:tcPr>
           <w:p>
-            <w:r>
-              <w:rPr>
-                <w:rFonts w:ascii="Courier New" w:hAnsi="Courier New"/>
-                <w:sz w:val="18"/>
-              </w:rPr>
-              <w:t>`listNamespaces`</w:t>
+            <w:pPr>
+              <w:rPr>
+                <w:lang w:eastAsia="zh-CN"/>
+              </w:rPr>
+            </w:pPr>
+            <w:r>
+              <w:rPr>
+                <w:rFonts w:ascii="Courier New" w:hAnsi="Courier New"/>
+                <w:sz w:val="18"/>
+                <w:lang w:eastAsia="zh-CN"/>
+              </w:rPr>
+              <w:t>分页列出命名空间，支持</w:t>
+            </w:r>
+            <w:r>
+              <w:rPr>
+                <w:rFonts w:ascii="Courier New" w:hAnsi="Courier New"/>
+                <w:sz w:val="18"/>
+                <w:lang w:eastAsia="zh-CN"/>
+              </w:rPr>
+              <w:t xml:space="preserve"> parent </w:t>
+            </w:r>
+            <w:r>
+              <w:rPr>
+                <w:rFonts w:ascii="Courier New" w:hAnsi="Courier New"/>
+                <w:sz w:val="18"/>
+                <w:lang w:eastAsia="zh-CN"/>
+              </w:rPr>
+              <w:t>参数过滤子级</w:t>
             </w:r>
           </w:p>
         </w:tc>
@@ -5948,23 +6027,7 @@
                 <w:sz w:val="18"/>
                 <w:lang w:eastAsia="zh-CN"/>
               </w:rPr>
-              <w:t>分页列出命名空间，支持</w:t>
-            </w:r>
-            <w:r>
-              <w:rPr>
-                <w:rFonts w:ascii="Courier New" w:hAnsi="Courier New"/>
-                <w:sz w:val="18"/>
-                <w:lang w:eastAsia="zh-CN"/>
-              </w:rPr>
-              <w:t xml:space="preserve"> parent </w:t>
-            </w:r>
-            <w:r>
-              <w:rPr>
-                <w:rFonts w:ascii="Courier New" w:hAnsi="Courier New"/>
-                <w:sz w:val="18"/>
-                <w:lang w:eastAsia="zh-CN"/>
-              </w:rPr>
-              <w:t>参数过滤子级</w:t>
+              <w:t>无</w:t>
             </w:r>
           </w:p>
         </w:tc>
@@ -6019,12 +6082,18 @@
             <w:tcW w:w="2018" w:type="dxa"/>
           </w:tcPr>
           <w:p>
-            <w:r>
-              <w:rPr>
-                <w:rFonts w:ascii="Courier New" w:hAnsi="Courier New"/>
-                <w:sz w:val="18"/>
-              </w:rPr>
-              <w:t>`listTables`</w:t>
+            <w:pPr>
+              <w:rPr>
+                <w:lang w:eastAsia="zh-CN"/>
+              </w:rPr>
+            </w:pPr>
+            <w:r>
+              <w:rPr>
+                <w:rFonts w:ascii="Courier New" w:hAnsi="Courier New"/>
+                <w:sz w:val="18"/>
+                <w:lang w:eastAsia="zh-CN"/>
+              </w:rPr>
+              <w:t>分页列出指定命名空间下的表</w:t>
             </w:r>
           </w:p>
         </w:tc>
@@ -6044,7 +6113,7 @@
                 <w:sz w:val="18"/>
                 <w:lang w:eastAsia="zh-CN"/>
               </w:rPr>
-              <w:t>分页列出指定命名空间下的表</w:t>
+              <w:t>无</w:t>
             </w:r>
           </w:p>
         </w:tc>
@@ -6104,7 +6173,28 @@
                 <w:rFonts w:ascii="Courier New" w:hAnsi="Courier New"/>
                 <w:sz w:val="18"/>
               </w:rPr>
-              <w:t>`createNamespace`</w:t>
+              <w:t>创建命名空间，请求体包含</w:t>
+            </w:r>
+            <w:r>
+              <w:rPr>
+                <w:rFonts w:ascii="Courier New" w:hAnsi="Courier New"/>
+                <w:sz w:val="18"/>
+              </w:rPr>
+              <w:t xml:space="preserve"> namespace </w:t>
+            </w:r>
+            <w:r>
+              <w:rPr>
+                <w:rFonts w:ascii="Courier New" w:hAnsi="Courier New"/>
+                <w:sz w:val="18"/>
+              </w:rPr>
+              <w:t>和</w:t>
+            </w:r>
+            <w:r>
+              <w:rPr>
+                <w:rFonts w:ascii="Courier New" w:hAnsi="Courier New"/>
+                <w:sz w:val="18"/>
+              </w:rPr>
+              <w:t xml:space="preserve"> properties</w:t>
             </w:r>
           </w:p>
         </w:tc>
@@ -6118,28 +6208,7 @@
                 <w:rFonts w:ascii="Courier New" w:hAnsi="Courier New"/>
                 <w:sz w:val="18"/>
               </w:rPr>
-              <w:t>创建命名空间，请求体包含</w:t>
-            </w:r>
-            <w:r>
-              <w:rPr>
-                <w:rFonts w:ascii="Courier New" w:hAnsi="Courier New"/>
-                <w:sz w:val="18"/>
-              </w:rPr>
-              <w:t xml:space="preserve"> namespace </w:t>
-            </w:r>
-            <w:r>
-              <w:rPr>
-                <w:rFonts w:ascii="Courier New" w:hAnsi="Courier New"/>
-                <w:sz w:val="18"/>
-              </w:rPr>
-              <w:t>和</w:t>
-            </w:r>
-            <w:r>
-              <w:rPr>
-                <w:rFonts w:ascii="Courier New" w:hAnsi="Courier New"/>
-                <w:sz w:val="18"/>
-              </w:rPr>
-              <w:t xml:space="preserve"> properties</w:t>
+              <w:t>无</w:t>
             </w:r>
           </w:p>
         </w:tc>
@@ -6155,6 +6224,7 @@
                 <w:rFonts w:ascii="Courier New" w:hAnsi="Courier New"/>
                 <w:sz w:val="18"/>
               </w:rPr>
+              <w:lastRenderedPageBreak/>
               <w:t>`drop_namespace`</w:t>
             </w:r>
           </w:p>
@@ -6169,15 +6239,7 @@
                 <w:rFonts w:ascii="Courier New" w:hAnsi="Courier New"/>
                 <w:sz w:val="18"/>
               </w:rPr>
-              <w:t xml:space="preserve">`DELETE </w:t>
-            </w:r>
-            <w:r>
-              <w:rPr>
-                <w:rFonts w:ascii="Courier New" w:hAnsi="Courier New"/>
-                <w:sz w:val="18"/>
-              </w:rPr>
-              <w:lastRenderedPageBreak/>
-              <w:t>/v1/{prefix}/namespaces/{namespace}`</w:t>
+              <w:t>`DELETE /v1/{prefix}/namespaces/{namespace}`</w:t>
             </w:r>
           </w:p>
         </w:tc>
@@ -6186,13 +6248,18 @@
             <w:tcW w:w="2018" w:type="dxa"/>
           </w:tcPr>
           <w:p>
-            <w:r>
-              <w:rPr>
-                <w:rFonts w:ascii="Courier New" w:hAnsi="Courier New"/>
-                <w:sz w:val="18"/>
-              </w:rPr>
-              <w:lastRenderedPageBreak/>
-              <w:t>`dropNamespace`</w:t>
+            <w:pPr>
+              <w:rPr>
+                <w:lang w:eastAsia="zh-CN"/>
+              </w:rPr>
+            </w:pPr>
+            <w:r>
+              <w:rPr>
+                <w:rFonts w:ascii="Courier New" w:hAnsi="Courier New"/>
+                <w:sz w:val="18"/>
+                <w:lang w:eastAsia="zh-CN"/>
+              </w:rPr>
+              <w:t>删除命名空间，要求命名空间为空（无子表）</w:t>
             </w:r>
           </w:p>
         </w:tc>
@@ -6212,7 +6279,7 @@
                 <w:sz w:val="18"/>
                 <w:lang w:eastAsia="zh-CN"/>
               </w:rPr>
-              <w:t>删除命名空</w:t>
+              <w:t xml:space="preserve">REST API </w:t>
             </w:r>
             <w:r>
               <w:rPr>
@@ -6220,8 +6287,47 @@
                 <w:sz w:val="18"/>
                 <w:lang w:eastAsia="zh-CN"/>
               </w:rPr>
-              <w:lastRenderedPageBreak/>
-              <w:t>间，要求命名空间为空（无子表）</w:t>
+              <w:t>返回</w:t>
+            </w:r>
+            <w:r>
+              <w:rPr>
+                <w:rFonts w:ascii="Courier New" w:hAnsi="Courier New"/>
+                <w:sz w:val="18"/>
+                <w:lang w:eastAsia="zh-CN"/>
+              </w:rPr>
+              <w:t xml:space="preserve"> 204 </w:t>
+            </w:r>
+            <w:r>
+              <w:rPr>
+                <w:rFonts w:ascii="Courier New" w:hAnsi="Courier New"/>
+                <w:sz w:val="18"/>
+                <w:lang w:eastAsia="zh-CN"/>
+              </w:rPr>
+              <w:t>无响应体，</w:t>
+            </w:r>
+            <w:r>
+              <w:rPr>
+                <w:rFonts w:ascii="Courier New" w:hAnsi="Courier New"/>
+                <w:sz w:val="18"/>
+                <w:lang w:eastAsia="zh-CN"/>
+              </w:rPr>
+              <w:t xml:space="preserve">SQL </w:t>
+            </w:r>
+            <w:r>
+              <w:rPr>
+                <w:rFonts w:ascii="Courier New" w:hAnsi="Courier New"/>
+                <w:sz w:val="18"/>
+                <w:lang w:eastAsia="zh-CN"/>
+              </w:rPr>
+              <w:t>函数包装为</w:t>
+            </w:r>
+            <w:r>
+              <w:rPr>
+                <w:rFonts w:ascii="Courier New" w:hAnsi="Courier New"/>
+                <w:sz w:val="18"/>
+                <w:lang w:eastAsia="zh-CN"/>
+              </w:rPr>
+              <w:t xml:space="preserve"> {"success": true}</w:t>
             </w:r>
           </w:p>
         </w:tc>
@@ -6237,7 +6343,6 @@
                 <w:rFonts w:ascii="Courier New" w:hAnsi="Courier New"/>
                 <w:sz w:val="18"/>
               </w:rPr>
-              <w:lastRenderedPageBreak/>
               <w:t>`</w:t>
             </w:r>
             <w:proofErr w:type="spellStart"/>
@@ -6282,7 +6387,28 @@
                 <w:rFonts w:ascii="Courier New" w:hAnsi="Courier New"/>
                 <w:sz w:val="18"/>
               </w:rPr>
-              <w:t>`updateProperties`</w:t>
+              <w:t>更新命名空间属性，请求体包含</w:t>
+            </w:r>
+            <w:r>
+              <w:rPr>
+                <w:rFonts w:ascii="Courier New" w:hAnsi="Courier New"/>
+                <w:sz w:val="18"/>
+              </w:rPr>
+              <w:t xml:space="preserve"> removals </w:t>
+            </w:r>
+            <w:r>
+              <w:rPr>
+                <w:rFonts w:ascii="Courier New" w:hAnsi="Courier New"/>
+                <w:sz w:val="18"/>
+              </w:rPr>
+              <w:t>和</w:t>
+            </w:r>
+            <w:r>
+              <w:rPr>
+                <w:rFonts w:ascii="Courier New" w:hAnsi="Courier New"/>
+                <w:sz w:val="18"/>
+              </w:rPr>
+              <w:t xml:space="preserve"> updates</w:t>
             </w:r>
           </w:p>
         </w:tc>
@@ -6296,28 +6422,7 @@
                 <w:rFonts w:ascii="Courier New" w:hAnsi="Courier New"/>
                 <w:sz w:val="18"/>
               </w:rPr>
-              <w:t>更新命名空间属性，请求体包含</w:t>
-            </w:r>
-            <w:r>
-              <w:rPr>
-                <w:rFonts w:ascii="Courier New" w:hAnsi="Courier New"/>
-                <w:sz w:val="18"/>
-              </w:rPr>
-              <w:t xml:space="preserve"> removals </w:t>
-            </w:r>
-            <w:r>
-              <w:rPr>
-                <w:rFonts w:ascii="Courier New" w:hAnsi="Courier New"/>
-                <w:sz w:val="18"/>
-              </w:rPr>
-              <w:t>和</w:t>
-            </w:r>
-            <w:r>
-              <w:rPr>
-                <w:rFonts w:ascii="Courier New" w:hAnsi="Courier New"/>
-                <w:sz w:val="18"/>
-              </w:rPr>
-              <w:t xml:space="preserve"> updates</w:t>
+              <w:t>无</w:t>
             </w:r>
           </w:p>
         </w:tc>
@@ -6361,7 +6466,35 @@
                 <w:rFonts w:ascii="Courier New" w:hAnsi="Courier New"/>
                 <w:sz w:val="18"/>
               </w:rPr>
-              <w:t>`renameTable`</w:t>
+              <w:t>重命名表，请求体包含</w:t>
+            </w:r>
+            <w:r>
+              <w:rPr>
+                <w:rFonts w:ascii="Courier New" w:hAnsi="Courier New"/>
+                <w:sz w:val="18"/>
+              </w:rPr>
+              <w:t xml:space="preserve"> source </w:t>
+            </w:r>
+            <w:r>
+              <w:rPr>
+                <w:rFonts w:ascii="Courier New" w:hAnsi="Courier New"/>
+                <w:sz w:val="18"/>
+              </w:rPr>
+              <w:t>和</w:t>
+            </w:r>
+            <w:r>
+              <w:rPr>
+                <w:rFonts w:ascii="Courier New" w:hAnsi="Courier New"/>
+                <w:sz w:val="18"/>
+              </w:rPr>
+              <w:t xml:space="preserve"> destination </w:t>
+            </w:r>
+            <w:r>
+              <w:rPr>
+                <w:rFonts w:ascii="Courier New" w:hAnsi="Courier New"/>
+                <w:sz w:val="18"/>
+              </w:rPr>
+              <w:t>标识</w:t>
             </w:r>
           </w:p>
         </w:tc>
@@ -6375,35 +6508,49 @@
                 <w:rFonts w:ascii="Courier New" w:hAnsi="Courier New"/>
                 <w:sz w:val="18"/>
               </w:rPr>
-              <w:t>重命名表，请求体包含</w:t>
-            </w:r>
-            <w:r>
-              <w:rPr>
-                <w:rFonts w:ascii="Courier New" w:hAnsi="Courier New"/>
-                <w:sz w:val="18"/>
-              </w:rPr>
-              <w:t xml:space="preserve"> source </w:t>
-            </w:r>
-            <w:r>
-              <w:rPr>
-                <w:rFonts w:ascii="Courier New" w:hAnsi="Courier New"/>
-                <w:sz w:val="18"/>
-              </w:rPr>
-              <w:t>和</w:t>
-            </w:r>
-            <w:r>
-              <w:rPr>
-                <w:rFonts w:ascii="Courier New" w:hAnsi="Courier New"/>
-                <w:sz w:val="18"/>
-              </w:rPr>
-              <w:t xml:space="preserve"> destination </w:t>
-            </w:r>
-            <w:r>
-              <w:rPr>
-                <w:rFonts w:ascii="Courier New" w:hAnsi="Courier New"/>
-                <w:sz w:val="18"/>
-              </w:rPr>
-              <w:t>标识</w:t>
+              <w:t xml:space="preserve">REST API </w:t>
+            </w:r>
+            <w:r>
+              <w:rPr>
+                <w:rFonts w:ascii="Courier New" w:hAnsi="Courier New"/>
+                <w:sz w:val="18"/>
+              </w:rPr>
+              <w:t>返回</w:t>
+            </w:r>
+            <w:r>
+              <w:rPr>
+                <w:rFonts w:ascii="Courier New" w:hAnsi="Courier New"/>
+                <w:sz w:val="18"/>
+              </w:rPr>
+              <w:t xml:space="preserve"> 204 </w:t>
+            </w:r>
+            <w:r>
+              <w:rPr>
+                <w:rFonts w:ascii="Courier New" w:hAnsi="Courier New"/>
+                <w:sz w:val="18"/>
+              </w:rPr>
+              <w:t>无响应体，</w:t>
+            </w:r>
+            <w:r>
+              <w:rPr>
+                <w:rFonts w:ascii="Courier New" w:hAnsi="Courier New"/>
+                <w:sz w:val="18"/>
+              </w:rPr>
+              <w:t xml:space="preserve">SQL </w:t>
+            </w:r>
+            <w:r>
+              <w:rPr>
+                <w:rFonts w:ascii="Courier New" w:hAnsi="Courier New"/>
+                <w:sz w:val="18"/>
+              </w:rPr>
+              <w:t>函数包装为</w:t>
+            </w:r>
+            <w:r>
+              <w:rPr>
+                <w:rFonts w:ascii="Courier New" w:hAnsi="Courier New"/>
+                <w:sz w:val="18"/>
+              </w:rPr>
+              <w:t xml:space="preserve"> {"success": true}</w:t>
             </w:r>
           </w:p>
         </w:tc>
@@ -6447,7 +6594,21 @@
                 <w:rFonts w:ascii="Courier New" w:hAnsi="Courier New"/>
                 <w:sz w:val="18"/>
               </w:rPr>
-              <w:t>`createTable`</w:t>
+              <w:t>创建表，支持</w:t>
+            </w:r>
+            <w:r>
+              <w:rPr>
+                <w:rFonts w:ascii="Courier New" w:hAnsi="Courier New"/>
+                <w:sz w:val="18"/>
+              </w:rPr>
+              <w:t xml:space="preserve"> `stage-create` </w:t>
+            </w:r>
+            <w:r>
+              <w:rPr>
+                <w:rFonts w:ascii="Courier New" w:hAnsi="Courier New"/>
+                <w:sz w:val="18"/>
+              </w:rPr>
+              <w:t>参数</w:t>
             </w:r>
           </w:p>
         </w:tc>
@@ -6461,21 +6622,7 @@
                 <w:rFonts w:ascii="Courier New" w:hAnsi="Courier New"/>
                 <w:sz w:val="18"/>
               </w:rPr>
-              <w:t>创建表，支持</w:t>
-            </w:r>
-            <w:r>
-              <w:rPr>
-                <w:rFonts w:ascii="Courier New" w:hAnsi="Courier New"/>
-                <w:sz w:val="18"/>
-              </w:rPr>
-              <w:t xml:space="preserve"> `stage-create` </w:t>
-            </w:r>
-            <w:r>
-              <w:rPr>
-                <w:rFonts w:ascii="Courier New" w:hAnsi="Courier New"/>
-                <w:sz w:val="18"/>
-              </w:rPr>
-              <w:t>参数</w:t>
+              <w:t>无</w:t>
             </w:r>
           </w:p>
         </w:tc>
@@ -6514,12 +6661,28 @@
             <w:tcW w:w="2018" w:type="dxa"/>
           </w:tcPr>
           <w:p>
-            <w:r>
-              <w:rPr>
-                <w:rFonts w:ascii="Courier New" w:hAnsi="Courier New"/>
-                <w:sz w:val="18"/>
-              </w:rPr>
-              <w:t>`loadTable`</w:t>
+            <w:pPr>
+              <w:rPr>
+                <w:lang w:eastAsia="zh-CN"/>
+              </w:rPr>
+            </w:pPr>
+            <w:proofErr w:type="gramStart"/>
+            <w:r>
+              <w:rPr>
+                <w:rFonts w:ascii="Courier New" w:hAnsi="Courier New"/>
+                <w:sz w:val="18"/>
+                <w:lang w:eastAsia="zh-CN"/>
+              </w:rPr>
+              <w:t>加载表</w:t>
+            </w:r>
+            <w:proofErr w:type="gramEnd"/>
+            <w:r>
+              <w:rPr>
+                <w:rFonts w:ascii="Courier New" w:hAnsi="Courier New"/>
+                <w:sz w:val="18"/>
+                <w:lang w:eastAsia="zh-CN"/>
+              </w:rPr>
+              <w:t>元数据和配置信息</w:t>
             </w:r>
           </w:p>
         </w:tc>
@@ -6533,23 +6696,13 @@
                 <w:lang w:eastAsia="zh-CN"/>
               </w:rPr>
             </w:pPr>
-            <w:proofErr w:type="gramStart"/>
             <w:r>
               <w:rPr>
                 <w:rFonts w:ascii="Courier New" w:hAnsi="Courier New"/>
                 <w:sz w:val="18"/>
                 <w:lang w:eastAsia="zh-CN"/>
               </w:rPr>
-              <w:t>加载表</w:t>
-            </w:r>
-            <w:proofErr w:type="gramEnd"/>
-            <w:r>
-              <w:rPr>
-                <w:rFonts w:ascii="Courier New" w:hAnsi="Courier New"/>
-                <w:sz w:val="18"/>
-                <w:lang w:eastAsia="zh-CN"/>
-              </w:rPr>
-              <w:t>元数据和配置信息</w:t>
+              <w:t>无</w:t>
             </w:r>
           </w:p>
         </w:tc>
@@ -6609,7 +6762,21 @@
                 <w:rFonts w:ascii="Courier New" w:hAnsi="Courier New"/>
                 <w:sz w:val="18"/>
               </w:rPr>
-              <w:t>`dropTable`</w:t>
+              <w:t>删除表，支持</w:t>
+            </w:r>
+            <w:r>
+              <w:rPr>
+                <w:rFonts w:ascii="Courier New" w:hAnsi="Courier New"/>
+                <w:sz w:val="18"/>
+              </w:rPr>
+              <w:t xml:space="preserve"> `purgeRequested` </w:t>
+            </w:r>
+            <w:r>
+              <w:rPr>
+                <w:rFonts w:ascii="Courier New" w:hAnsi="Courier New"/>
+                <w:sz w:val="18"/>
+              </w:rPr>
+              <w:t>参数</w:t>
             </w:r>
           </w:p>
         </w:tc>
@@ -6623,21 +6790,49 @@
                 <w:rFonts w:ascii="Courier New" w:hAnsi="Courier New"/>
                 <w:sz w:val="18"/>
               </w:rPr>
-              <w:t>删除表，支持</w:t>
-            </w:r>
-            <w:r>
-              <w:rPr>
-                <w:rFonts w:ascii="Courier New" w:hAnsi="Courier New"/>
-                <w:sz w:val="18"/>
-              </w:rPr>
-              <w:t xml:space="preserve"> `purgeRequested` </w:t>
-            </w:r>
-            <w:r>
-              <w:rPr>
-                <w:rFonts w:ascii="Courier New" w:hAnsi="Courier New"/>
-                <w:sz w:val="18"/>
-              </w:rPr>
-              <w:t>参数</w:t>
+              <w:t xml:space="preserve">REST API </w:t>
+            </w:r>
+            <w:r>
+              <w:rPr>
+                <w:rFonts w:ascii="Courier New" w:hAnsi="Courier New"/>
+                <w:sz w:val="18"/>
+              </w:rPr>
+              <w:t>返回</w:t>
+            </w:r>
+            <w:r>
+              <w:rPr>
+                <w:rFonts w:ascii="Courier New" w:hAnsi="Courier New"/>
+                <w:sz w:val="18"/>
+              </w:rPr>
+              <w:t xml:space="preserve"> 204 </w:t>
+            </w:r>
+            <w:r>
+              <w:rPr>
+                <w:rFonts w:ascii="Courier New" w:hAnsi="Courier New"/>
+                <w:sz w:val="18"/>
+              </w:rPr>
+              <w:t>无响应体，</w:t>
+            </w:r>
+            <w:r>
+              <w:rPr>
+                <w:rFonts w:ascii="Courier New" w:hAnsi="Courier New"/>
+                <w:sz w:val="18"/>
+              </w:rPr>
+              <w:t xml:space="preserve">SQL </w:t>
+            </w:r>
+            <w:r>
+              <w:rPr>
+                <w:rFonts w:ascii="Courier New" w:hAnsi="Courier New"/>
+                <w:sz w:val="18"/>
+              </w:rPr>
+              <w:t>函数包装为</w:t>
+            </w:r>
+            <w:r>
+              <w:rPr>
+                <w:rFonts w:ascii="Courier New" w:hAnsi="Courier New"/>
+                <w:sz w:val="18"/>
+              </w:rPr>
+              <w:t xml:space="preserve"> {"success": true}</w:t>
             </w:r>
           </w:p>
         </w:tc>
@@ -6681,7 +6876,21 @@
                 <w:rFonts w:ascii="Courier New" w:hAnsi="Courier New"/>
                 <w:sz w:val="18"/>
               </w:rPr>
-              <w:t>`updateTable`</w:t>
+              <w:t>提交表变更（</w:t>
+            </w:r>
+            <w:r>
+              <w:rPr>
+                <w:rFonts w:ascii="Courier New" w:hAnsi="Courier New"/>
+                <w:sz w:val="18"/>
+              </w:rPr>
+              <w:t>requirements + updates</w:t>
+            </w:r>
+            <w:r>
+              <w:rPr>
+                <w:rFonts w:ascii="Courier New" w:hAnsi="Courier New"/>
+                <w:sz w:val="18"/>
+              </w:rPr>
+              <w:t>），最终提交和阶段创建均使用此接口</w:t>
             </w:r>
           </w:p>
         </w:tc>
@@ -6695,21 +6904,7 @@
                 <w:rFonts w:ascii="Courier New" w:hAnsi="Courier New"/>
                 <w:sz w:val="18"/>
               </w:rPr>
-              <w:t>提交表变更（</w:t>
-            </w:r>
-            <w:r>
-              <w:rPr>
-                <w:rFonts w:ascii="Courier New" w:hAnsi="Courier New"/>
-                <w:sz w:val="18"/>
-              </w:rPr>
-              <w:t>requirements + updates</w:t>
-            </w:r>
-            <w:r>
-              <w:rPr>
-                <w:rFonts w:ascii="Courier New" w:hAnsi="Courier New"/>
-                <w:sz w:val="18"/>
-              </w:rPr>
-              <w:t>），最终提交和阶段创建均使用此接口</w:t>
+              <w:t>无</w:t>
             </w:r>
           </w:p>
         </w:tc>
@@ -6753,7 +6948,56 @@
                 <w:rFonts w:ascii="Courier New" w:hAnsi="Courier New"/>
                 <w:sz w:val="18"/>
               </w:rPr>
-              <w:t>`updateTable`</w:t>
+              <w:t xml:space="preserve">REST API </w:t>
+            </w:r>
+            <w:r>
+              <w:rPr>
+                <w:rFonts w:ascii="Courier New" w:hAnsi="Courier New"/>
+                <w:sz w:val="18"/>
+              </w:rPr>
+              <w:t>无独立加列接口，通过</w:t>
+            </w:r>
+            <w:r>
+              <w:rPr>
+                <w:rFonts w:ascii="Courier New" w:hAnsi="Courier New"/>
+                <w:sz w:val="18"/>
+              </w:rPr>
+              <w:t xml:space="preserve"> `updateTable` </w:t>
+            </w:r>
+            <w:r>
+              <w:rPr>
+                <w:rFonts w:ascii="Courier New" w:hAnsi="Courier New"/>
+                <w:sz w:val="18"/>
+              </w:rPr>
+              <w:t>提交</w:t>
+            </w:r>
+            <w:r>
+              <w:rPr>
+                <w:rFonts w:ascii="Courier New" w:hAnsi="Courier New"/>
+                <w:sz w:val="18"/>
+              </w:rPr>
+              <w:t xml:space="preserve"> `add-schema` </w:t>
+            </w:r>
+            <w:r>
+              <w:rPr>
+                <w:rFonts w:ascii="Courier New" w:hAnsi="Courier New"/>
+                <w:sz w:val="18"/>
+              </w:rPr>
+              <w:t>和</w:t>
+            </w:r>
+            <w:r>
+              <w:rPr>
+                <w:rFonts w:ascii="Courier New" w:hAnsi="Courier New"/>
+                <w:sz w:val="18"/>
+              </w:rPr>
+              <w:t xml:space="preserve"> `set-current-schema` </w:t>
+            </w:r>
+            <w:r>
+              <w:rPr>
+                <w:rFonts w:ascii="Courier New" w:hAnsi="Courier New"/>
+                <w:sz w:val="18"/>
+              </w:rPr>
+              <w:t>更新实现</w:t>
             </w:r>
           </w:p>
         </w:tc>
@@ -6767,56 +7011,7 @@
                 <w:rFonts w:ascii="Courier New" w:hAnsi="Courier New"/>
                 <w:sz w:val="18"/>
               </w:rPr>
-              <w:t xml:space="preserve">REST API </w:t>
-            </w:r>
-            <w:r>
-              <w:rPr>
-                <w:rFonts w:ascii="Courier New" w:hAnsi="Courier New"/>
-                <w:sz w:val="18"/>
-              </w:rPr>
-              <w:t>无独立加列接口，通过</w:t>
-            </w:r>
-            <w:r>
-              <w:rPr>
-                <w:rFonts w:ascii="Courier New" w:hAnsi="Courier New"/>
-                <w:sz w:val="18"/>
-              </w:rPr>
-              <w:t xml:space="preserve"> `updateTable` </w:t>
-            </w:r>
-            <w:r>
-              <w:rPr>
-                <w:rFonts w:ascii="Courier New" w:hAnsi="Courier New"/>
-                <w:sz w:val="18"/>
-              </w:rPr>
-              <w:t>提交</w:t>
-            </w:r>
-            <w:r>
-              <w:rPr>
-                <w:rFonts w:ascii="Courier New" w:hAnsi="Courier New"/>
-                <w:sz w:val="18"/>
-              </w:rPr>
-              <w:t xml:space="preserve"> `add-schema` </w:t>
-            </w:r>
-            <w:r>
-              <w:rPr>
-                <w:rFonts w:ascii="Courier New" w:hAnsi="Courier New"/>
-                <w:sz w:val="18"/>
-              </w:rPr>
-              <w:t>和</w:t>
-            </w:r>
-            <w:r>
-              <w:rPr>
-                <w:rFonts w:ascii="Courier New" w:hAnsi="Courier New"/>
-                <w:sz w:val="18"/>
-              </w:rPr>
-              <w:t xml:space="preserve"> `set-current-schema` </w:t>
-            </w:r>
-            <w:r>
-              <w:rPr>
-                <w:rFonts w:ascii="Courier New" w:hAnsi="Courier New"/>
-                <w:sz w:val="18"/>
-              </w:rPr>
-              <w:t>更新实现</w:t>
+              <w:t>无</w:t>
             </w:r>
           </w:p>
         </w:tc>
@@ -6896,6 +7091,7 @@
         <w:rPr>
           <w:rFonts w:ascii="宋体" w:hAnsi="宋体"/>
         </w:rPr>
+        <w:lastRenderedPageBreak/>
         <w:t xml:space="preserve">• </w:t>
       </w:r>
       <w:r>
@@ -6983,7 +7179,6 @@
           <w:rFonts w:ascii="宋体" w:hAnsi="宋体"/>
           <w:b/>
         </w:rPr>
-        <w:lastRenderedPageBreak/>
         <w:t>实现逻辑</w:t>
       </w:r>
       <w:r>
@@ -7266,6 +7461,7 @@
           <w:rFonts w:ascii="宋体" w:hAnsi="宋体"/>
           <w:b/>
         </w:rPr>
+        <w:lastRenderedPageBreak/>
         <w:t>实现逻辑</w:t>
       </w:r>
       <w:r>
@@ -7296,7 +7492,6 @@
         <w:rPr>
           <w:rFonts w:ascii="宋体" w:hAnsi="宋体"/>
         </w:rPr>
-        <w:lastRenderedPageBreak/>
         <w:t xml:space="preserve">步骤3：通过 META 查询元信息表中是否存在该表的记录，将结果包装为 </w:t>
       </w:r>
       <w:r>
@@ -7626,6 +7821,7 @@
           <w:color w:val="333333"/>
           <w:sz w:val="16"/>
         </w:rPr>
+        <w:lastRenderedPageBreak/>
         <w:t xml:space="preserve">  "properties": {</w:t>
       </w:r>
     </w:p>
@@ -7770,7 +7966,6 @@
         <w:rPr>
           <w:rFonts w:ascii="宋体" w:hAnsi="宋体"/>
         </w:rPr>
-        <w:lastRenderedPageBreak/>
         <w:t>步骤1：校验入参 p_namespace 是否为 NULL 或空字符串。若是，则报P0001错误，提示"namespace must not be empty"；</w:t>
       </w:r>
     </w:p>
@@ -8029,18 +8224,62 @@
       </w:r>
     </w:p>
     <w:p>
+      <w:proofErr w:type="spellStart"/>
       <w:r>
         <w:rPr>
           <w:rFonts w:ascii="宋体" w:hAnsi="宋体"/>
           <w:b/>
         </w:rPr>
+        <w:lastRenderedPageBreak/>
         <w:t>返回值</w:t>
       </w:r>
       <w:r>
         <w:rPr>
           <w:rFonts w:ascii="宋体" w:hAnsi="宋体"/>
         </w:rPr>
-        <w:t>：JSONB 格式，包含命名空间列表（identifiers 数组）和下一页分页令牌（next-page-token）。</w:t>
+        <w:t>：JSONB</w:t>
+      </w:r>
+      <w:proofErr w:type="spellEnd"/>
+      <w:r>
+        <w:rPr>
+          <w:rFonts w:ascii="宋体" w:hAnsi="宋体"/>
+        </w:rPr>
+        <w:t xml:space="preserve"> </w:t>
+      </w:r>
+      <w:proofErr w:type="spellStart"/>
+      <w:r>
+        <w:rPr>
+          <w:rFonts w:ascii="宋体" w:hAnsi="宋体"/>
+        </w:rPr>
+        <w:t>格式，包含命名空间列表（</w:t>
+      </w:r>
+      <w:r>
+        <w:rPr>
+          <w:rFonts w:ascii="宋体" w:hAnsi="宋体" w:hint="eastAsia"/>
+          <w:lang w:eastAsia="zh-CN"/>
+        </w:rPr>
+        <w:t>namespaces</w:t>
+      </w:r>
+      <w:proofErr w:type="spellEnd"/>
+      <w:r>
+        <w:rPr>
+          <w:rFonts w:ascii="宋体" w:hAnsi="宋体"/>
+        </w:rPr>
+        <w:t xml:space="preserve"> </w:t>
+      </w:r>
+      <w:proofErr w:type="spellStart"/>
+      <w:r>
+        <w:rPr>
+          <w:rFonts w:ascii="宋体" w:hAnsi="宋体"/>
+        </w:rPr>
+        <w:t>数组）和下一页分页令牌（next-page-token</w:t>
+      </w:r>
+      <w:proofErr w:type="spellEnd"/>
+      <w:r>
+        <w:rPr>
+          <w:rFonts w:ascii="宋体" w:hAnsi="宋体"/>
+        </w:rPr>
+        <w:t>）。</w:t>
       </w:r>
     </w:p>
     <w:p>
@@ -8092,7 +8331,24 @@
           <w:color w:val="333333"/>
           <w:sz w:val="16"/>
         </w:rPr>
-        <w:t xml:space="preserve">  "identifiers": [</w:t>
+        <w:t xml:space="preserve">  "</w:t>
+      </w:r>
+      <w:r>
+        <w:rPr>
+          <w:rFonts w:ascii="Courier New" w:hAnsi="Courier New" w:hint="eastAsia"/>
+          <w:color w:val="333333"/>
+          <w:sz w:val="16"/>
+          <w:lang w:eastAsia="zh-CN"/>
+        </w:rPr>
+        <w:t>namespaces</w:t>
+      </w:r>
+      <w:r>
+        <w:rPr>
+          <w:rFonts w:ascii="Courier New" w:hAnsi="Courier New"/>
+          <w:color w:val="333333"/>
+          <w:sz w:val="16"/>
+        </w:rPr>
+        <w:t>": [</w:t>
       </w:r>
     </w:p>
     <w:p>
@@ -8160,7 +8416,6 @@
           <w:color w:val="333333"/>
           <w:sz w:val="16"/>
         </w:rPr>
-        <w:lastRenderedPageBreak/>
         <w:t xml:space="preserve">    ["&lt;</w:t>
       </w:r>
       <w:r>
@@ -8330,6 +8585,7 @@
         <w:rPr>
           <w:noProof/>
         </w:rPr>
+        <w:lastRenderedPageBreak/>
         <w:drawing>
           <wp:inline distT="0" distB="0" distL="0" distR="0" wp14:anchorId="058F6B42" wp14:editId="77113C98">
             <wp:extent cx="3180715" cy="6155274"/>
@@ -8382,7 +8638,6 @@
           <w:bCs w:val="0"/>
           <w:lang w:eastAsia="zh-CN"/>
         </w:rPr>
-        <w:lastRenderedPageBreak/>
         <w:t>5.5 list_tables</w:t>
       </w:r>
     </w:p>
@@ -8566,6 +8821,7 @@
           <w:rFonts w:ascii="宋体" w:hAnsi="宋体"/>
           <w:b/>
         </w:rPr>
+        <w:lastRenderedPageBreak/>
         <w:t>返回值样例</w:t>
       </w:r>
       <w:r>
@@ -8854,7 +9110,6 @@
         <w:rPr>
           <w:noProof/>
         </w:rPr>
-        <w:lastRenderedPageBreak/>
         <w:drawing>
           <wp:inline distT="0" distB="0" distL="0" distR="0" wp14:anchorId="611D9466" wp14:editId="46D2EC23">
             <wp:extent cx="5029200" cy="4108929"/>
@@ -8931,6 +9186,7 @@
           <w:rFonts w:ascii="宋体" w:hAnsi="宋体"/>
           <w:b/>
         </w:rPr>
+        <w:lastRenderedPageBreak/>
         <w:t>接口参数</w:t>
       </w:r>
       <w:r>
@@ -9256,7 +9512,6 @@
         <w:rPr>
           <w:rFonts w:ascii="宋体" w:hAnsi="宋体"/>
         </w:rPr>
-        <w:lastRenderedPageBreak/>
         <w:t>步骤2：若 p_properties 不为 NULL，校验其是否为合法的 JSONB object 格式。若不是，则报P0001错误，提示"properties must be a valid JSONB object"；</w:t>
       </w:r>
     </w:p>
@@ -9424,6 +9679,7 @@
         <w:rPr>
           <w:noProof/>
         </w:rPr>
+        <w:lastRenderedPageBreak/>
         <w:drawing>
           <wp:inline distT="0" distB="0" distL="0" distR="0" wp14:anchorId="24B9E7D0" wp14:editId="5B0E5DD9">
             <wp:extent cx="5226050" cy="4582218"/>
@@ -9500,7 +9756,6 @@
           <w:rFonts w:ascii="宋体" w:hAnsi="宋体"/>
           <w:b/>
         </w:rPr>
-        <w:lastRenderedPageBreak/>
         <w:t>接口参数</w:t>
       </w:r>
       <w:r>
@@ -9661,6 +9916,7 @@
           <w:rFonts w:ascii="宋体" w:hAnsi="宋体"/>
           <w:lang w:eastAsia="zh-CN"/>
         </w:rPr>
+        <w:lastRenderedPageBreak/>
         <w:t>步骤4：通过 META 删除该命名空间的</w:t>
       </w:r>
       <w:proofErr w:type="gramStart"/>
@@ -9907,7 +10163,6 @@
         <w:rPr>
           <w:rFonts w:ascii="宋体" w:hAnsi="宋体"/>
         </w:rPr>
-        <w:lastRenderedPageBreak/>
         <w:t xml:space="preserve">• </w:t>
       </w:r>
       <w:r>
@@ -10226,6 +10481,7 @@
         <w:rPr>
           <w:rFonts w:ascii="宋体" w:hAnsi="宋体"/>
         </w:rPr>
+        <w:lastRenderedPageBreak/>
         <w:t>步骤1：校验入参 p_namespace 是否为 NULL 或空字符串。若是，则报P0001错误，提示"namespace must not be empty"；</w:t>
       </w:r>
     </w:p>
@@ -10301,7 +10557,6 @@
         <w:rPr>
           <w:noProof/>
         </w:rPr>
-        <w:lastRenderedPageBreak/>
         <w:drawing>
           <wp:inline distT="0" distB="0" distL="0" distR="0" wp14:anchorId="30C82E89" wp14:editId="0AAE0F4C">
             <wp:extent cx="5029200" cy="4638237"/>
@@ -10354,6 +10609,7 @@
           <w:bCs w:val="0"/>
           <w:lang w:eastAsia="zh-CN"/>
         </w:rPr>
+        <w:lastRenderedPageBreak/>
         <w:t>5.9 rename_table</w:t>
       </w:r>
     </w:p>
@@ -10655,7 +10911,6 @@
           <w:rFonts w:ascii="宋体" w:hAnsi="宋体"/>
           <w:lang w:eastAsia="zh-CN"/>
         </w:rPr>
-        <w:lastRenderedPageBreak/>
         <w:t>步骤2：通过 META 检查源表是否存在。若不存在，则报P0004错误，提示"table not found"；</w:t>
       </w:r>
     </w:p>
@@ -10819,6 +11074,7 @@
         <w:rPr>
           <w:noProof/>
         </w:rPr>
+        <w:lastRenderedPageBreak/>
         <w:drawing>
           <wp:inline distT="0" distB="0" distL="0" distR="0" wp14:anchorId="528D7BB3" wp14:editId="18CF587F">
             <wp:extent cx="5029200" cy="4334662"/>
@@ -11045,7 +11301,6 @@
         <w:rPr>
           <w:rFonts w:ascii="宋体" w:hAnsi="宋体"/>
         </w:rPr>
-        <w:lastRenderedPageBreak/>
         <w:t xml:space="preserve">• </w:t>
       </w:r>
       <w:r>
@@ -11194,6 +11449,7 @@
           <w:rFonts w:ascii="宋体" w:hAnsi="宋体"/>
           <w:b/>
         </w:rPr>
+        <w:lastRenderedPageBreak/>
         <w:t>返回值</w:t>
       </w:r>
       <w:r>
@@ -11927,139 +12183,139 @@
           <w:rFonts w:ascii="宋体" w:hAnsi="宋体"/>
           <w:lang w:eastAsia="zh-CN"/>
         </w:rPr>
+        <w:t xml:space="preserve">步骤4：通过 SDK 创建表。将 </w:t>
+      </w:r>
+      <w:proofErr w:type="spellStart"/>
+      <w:r>
+        <w:rPr>
+          <w:rFonts w:ascii="宋体" w:hAnsi="宋体"/>
+          <w:lang w:eastAsia="zh-CN"/>
+        </w:rPr>
+        <w:t>p_schema</w:t>
+      </w:r>
+      <w:proofErr w:type="spellEnd"/>
+      <w:r>
+        <w:rPr>
+          <w:rFonts w:ascii="宋体" w:hAnsi="宋体"/>
+          <w:lang w:eastAsia="zh-CN"/>
+        </w:rPr>
+        <w:t>、</w:t>
+      </w:r>
+      <w:proofErr w:type="spellStart"/>
+      <w:r>
+        <w:rPr>
+          <w:rFonts w:ascii="宋体" w:hAnsi="宋体"/>
+          <w:lang w:eastAsia="zh-CN"/>
+        </w:rPr>
+        <w:t>p_partition_spec</w:t>
+      </w:r>
+      <w:proofErr w:type="spellEnd"/>
+      <w:r>
+        <w:rPr>
+          <w:rFonts w:ascii="宋体" w:hAnsi="宋体"/>
+          <w:lang w:eastAsia="zh-CN"/>
+        </w:rPr>
+        <w:t>、</w:t>
+      </w:r>
+      <w:proofErr w:type="spellStart"/>
+      <w:r>
+        <w:rPr>
+          <w:rFonts w:ascii="宋体" w:hAnsi="宋体"/>
+          <w:lang w:eastAsia="zh-CN"/>
+        </w:rPr>
+        <w:t>p_write_order</w:t>
+      </w:r>
+      <w:proofErr w:type="spellEnd"/>
+      <w:r>
+        <w:rPr>
+          <w:rFonts w:ascii="宋体" w:hAnsi="宋体"/>
+          <w:lang w:eastAsia="zh-CN"/>
+        </w:rPr>
+        <w:t>、</w:t>
+      </w:r>
+      <w:proofErr w:type="spellStart"/>
+      <w:r>
+        <w:rPr>
+          <w:rFonts w:ascii="宋体" w:hAnsi="宋体"/>
+          <w:lang w:eastAsia="zh-CN"/>
+        </w:rPr>
+        <w:t>p_properties</w:t>
+      </w:r>
+      <w:proofErr w:type="spellEnd"/>
+      <w:r>
+        <w:rPr>
+          <w:rFonts w:ascii="宋体" w:hAnsi="宋体"/>
+          <w:lang w:eastAsia="zh-CN"/>
+        </w:rPr>
+        <w:t xml:space="preserve"> 转为字符串（NULL 转为 NULL 指针传入）。SDK 内部完成 UUID 生成、S3 路径解析、metadata JSON 构造和 S3 写入。若 SDK 返回错误消息，则将其包装为 </w:t>
+      </w:r>
+      <w:proofErr w:type="spellStart"/>
+      <w:r>
+        <w:rPr>
+          <w:rFonts w:ascii="宋体" w:hAnsi="宋体"/>
+          <w:lang w:eastAsia="zh-CN"/>
+        </w:rPr>
+        <w:t>ServiceUnavailable</w:t>
+      </w:r>
+      <w:proofErr w:type="spellEnd"/>
+      <w:r>
+        <w:rPr>
+          <w:rFonts w:ascii="宋体" w:hAnsi="宋体"/>
+          <w:lang w:eastAsia="zh-CN"/>
+        </w:rPr>
+        <w:t xml:space="preserve"> JSON 格式后报P0009错误，提示SDK返回的错误信息；</w:t>
+      </w:r>
+    </w:p>
+    <w:p>
+      <w:r>
+        <w:rPr>
+          <w:rFonts w:ascii="宋体" w:hAnsi="宋体"/>
+        </w:rPr>
+        <w:t xml:space="preserve">步骤5：调用 DDL </w:t>
+      </w:r>
+      <w:proofErr w:type="spellStart"/>
+      <w:r>
+        <w:rPr>
+          <w:rFonts w:ascii="宋体" w:hAnsi="宋体"/>
+        </w:rPr>
+        <w:t>管理模块创建</w:t>
+      </w:r>
+      <w:proofErr w:type="spellEnd"/>
+      <w:r>
+        <w:rPr>
+          <w:rFonts w:ascii="宋体" w:hAnsi="宋体"/>
+        </w:rPr>
+        <w:t xml:space="preserve"> delta </w:t>
+      </w:r>
+      <w:proofErr w:type="spellStart"/>
+      <w:r>
+        <w:rPr>
+          <w:rFonts w:ascii="宋体" w:hAnsi="宋体"/>
+        </w:rPr>
+        <w:t>表及</w:t>
+      </w:r>
+      <w:proofErr w:type="spellEnd"/>
+      <w:r>
+        <w:rPr>
+          <w:rFonts w:ascii="宋体" w:hAnsi="宋体"/>
+        </w:rPr>
+        <w:t xml:space="preserve"> FDW 外表（传入命名空间名、表名、SDK 返回的 table_uuid），获取系统分配的 relid；</w:t>
+      </w:r>
+    </w:p>
+    <w:p>
+      <w:r>
+        <w:rPr>
+          <w:rFonts w:ascii="宋体" w:hAnsi="宋体"/>
+        </w:rPr>
+        <w:t>步骤6：写入元信息表，利用主键 (namespace, table_name) 仲裁并发冲突（详见 6.2）。通过 META 写入表记录，包含以下字段：relid（DDL 模块返回）、table_uuid、metadata_location、table_location、last_column_id、current_schema_id、default_partition_spec_id（以上由 SDK 返回）、previous_metadata_location（初始为 NULL）、current_snapshot_id（初始为 -1，表示尚无快照）；</w:t>
+      </w:r>
+    </w:p>
+    <w:p>
+      <w:r>
+        <w:rPr>
+          <w:rFonts w:ascii="宋体" w:hAnsi="宋体"/>
+        </w:rPr>
         <w:lastRenderedPageBreak/>
-        <w:t xml:space="preserve">步骤4：通过 SDK 创建表。将 </w:t>
-      </w:r>
-      <w:proofErr w:type="spellStart"/>
-      <w:r>
-        <w:rPr>
-          <w:rFonts w:ascii="宋体" w:hAnsi="宋体"/>
-          <w:lang w:eastAsia="zh-CN"/>
-        </w:rPr>
-        <w:t>p_schema</w:t>
-      </w:r>
-      <w:proofErr w:type="spellEnd"/>
-      <w:r>
-        <w:rPr>
-          <w:rFonts w:ascii="宋体" w:hAnsi="宋体"/>
-          <w:lang w:eastAsia="zh-CN"/>
-        </w:rPr>
-        <w:t>、</w:t>
-      </w:r>
-      <w:proofErr w:type="spellStart"/>
-      <w:r>
-        <w:rPr>
-          <w:rFonts w:ascii="宋体" w:hAnsi="宋体"/>
-          <w:lang w:eastAsia="zh-CN"/>
-        </w:rPr>
-        <w:t>p_partition_spec</w:t>
-      </w:r>
-      <w:proofErr w:type="spellEnd"/>
-      <w:r>
-        <w:rPr>
-          <w:rFonts w:ascii="宋体" w:hAnsi="宋体"/>
-          <w:lang w:eastAsia="zh-CN"/>
-        </w:rPr>
-        <w:t>、</w:t>
-      </w:r>
-      <w:proofErr w:type="spellStart"/>
-      <w:r>
-        <w:rPr>
-          <w:rFonts w:ascii="宋体" w:hAnsi="宋体"/>
-          <w:lang w:eastAsia="zh-CN"/>
-        </w:rPr>
-        <w:t>p_write_order</w:t>
-      </w:r>
-      <w:proofErr w:type="spellEnd"/>
-      <w:r>
-        <w:rPr>
-          <w:rFonts w:ascii="宋体" w:hAnsi="宋体"/>
-          <w:lang w:eastAsia="zh-CN"/>
-        </w:rPr>
-        <w:t>、</w:t>
-      </w:r>
-      <w:proofErr w:type="spellStart"/>
-      <w:r>
-        <w:rPr>
-          <w:rFonts w:ascii="宋体" w:hAnsi="宋体"/>
-          <w:lang w:eastAsia="zh-CN"/>
-        </w:rPr>
-        <w:t>p_properties</w:t>
-      </w:r>
-      <w:proofErr w:type="spellEnd"/>
-      <w:r>
-        <w:rPr>
-          <w:rFonts w:ascii="宋体" w:hAnsi="宋体"/>
-          <w:lang w:eastAsia="zh-CN"/>
-        </w:rPr>
-        <w:t xml:space="preserve"> 转为字符串（NULL 转为 NULL 指针传入）。SDK 内部完成 UUID 生成、S3 路径解析、metadata JSON 构造和 S3 写入。若 SDK 返回错误消息，则将其包装为 </w:t>
-      </w:r>
-      <w:proofErr w:type="spellStart"/>
-      <w:r>
-        <w:rPr>
-          <w:rFonts w:ascii="宋体" w:hAnsi="宋体"/>
-          <w:lang w:eastAsia="zh-CN"/>
-        </w:rPr>
-        <w:t>ServiceUnavailable</w:t>
-      </w:r>
-      <w:proofErr w:type="spellEnd"/>
-      <w:r>
-        <w:rPr>
-          <w:rFonts w:ascii="宋体" w:hAnsi="宋体"/>
-          <w:lang w:eastAsia="zh-CN"/>
-        </w:rPr>
-        <w:t xml:space="preserve"> JSON 格式后报P0009错误，提示SDK返回的错误信息；</w:t>
-      </w:r>
-    </w:p>
-    <w:p>
-      <w:r>
-        <w:rPr>
-          <w:rFonts w:ascii="宋体" w:hAnsi="宋体"/>
-        </w:rPr>
-        <w:t xml:space="preserve">步骤5：调用 DDL </w:t>
-      </w:r>
-      <w:proofErr w:type="spellStart"/>
-      <w:r>
-        <w:rPr>
-          <w:rFonts w:ascii="宋体" w:hAnsi="宋体"/>
-        </w:rPr>
-        <w:t>管理模块创建</w:t>
-      </w:r>
-      <w:proofErr w:type="spellEnd"/>
-      <w:r>
-        <w:rPr>
-          <w:rFonts w:ascii="宋体" w:hAnsi="宋体"/>
-        </w:rPr>
-        <w:t xml:space="preserve"> delta </w:t>
-      </w:r>
-      <w:proofErr w:type="spellStart"/>
-      <w:r>
-        <w:rPr>
-          <w:rFonts w:ascii="宋体" w:hAnsi="宋体"/>
-        </w:rPr>
-        <w:t>表及</w:t>
-      </w:r>
-      <w:proofErr w:type="spellEnd"/>
-      <w:r>
-        <w:rPr>
-          <w:rFonts w:ascii="宋体" w:hAnsi="宋体"/>
-        </w:rPr>
-        <w:t xml:space="preserve"> FDW 外表（传入命名空间名、表名、SDK 返回的 table_uuid），获取系统分配的 relid；</w:t>
-      </w:r>
-    </w:p>
-    <w:p>
-      <w:r>
-        <w:rPr>
-          <w:rFonts w:ascii="宋体" w:hAnsi="宋体"/>
-        </w:rPr>
-        <w:t>步骤6：写入元信息表，利用主键 (namespace, table_name) 仲裁并发冲突（详见 6.2）。通过 META 写入表记录，包含以下字段：relid（DDL 模块返回）、table_uuid、metadata_location、table_location、last_column_id、current_schema_id、default_partition_spec_id（以上由 SDK 返回）、previous_metadata_location（初始为 NULL）、current_snapshot_id（初始为 -1，表示尚无快照）；</w:t>
-      </w:r>
-    </w:p>
-    <w:p>
-      <w:r>
-        <w:rPr>
-          <w:rFonts w:ascii="宋体" w:hAnsi="宋体"/>
-        </w:rPr>
         <w:t>步骤7：通过 SDK 获取完整 metadata JSON，释放 SDK 表对象，将 metadata JSON 包装为 JSONB 格式返回。</w:t>
       </w:r>
     </w:p>
@@ -12139,7 +12395,6 @@
           <w:bCs w:val="0"/>
           <w:lang w:eastAsia="zh-CN"/>
         </w:rPr>
-        <w:lastRenderedPageBreak/>
         <w:t>5.11 load_table</w:t>
       </w:r>
     </w:p>
@@ -12269,6 +12524,7 @@
           <w:color w:val="333333"/>
           <w:sz w:val="16"/>
         </w:rPr>
+        <w:lastRenderedPageBreak/>
         <w:t>{</w:t>
       </w:r>
     </w:p>
@@ -15837,39 +16093,43 @@
       <w:pPr>
         <w:pStyle w:val="1"/>
         <w:rPr>
+          <w:b w:val="0"/>
+          <w:bCs w:val="0"/>
+          <w:lang w:eastAsia="zh-CN"/>
+        </w:rPr>
+      </w:pPr>
+      <w:r>
+        <w:rPr>
           <w:rFonts w:hint="eastAsia"/>
           <w:b w:val="0"/>
           <w:bCs w:val="0"/>
-        </w:rPr>
-      </w:pPr>
+          <w:lang w:eastAsia="zh-CN"/>
+        </w:rPr>
+        <w:lastRenderedPageBreak/>
+        <w:t>6.</w:t>
+      </w:r>
+      <w:r>
+        <w:rPr>
+          <w:b w:val="0"/>
+          <w:bCs w:val="0"/>
+          <w:lang w:eastAsia="zh-CN"/>
+        </w:rPr>
+        <w:t xml:space="preserve"> </w:t>
+      </w:r>
+      <w:r>
+        <w:rPr>
+          <w:b w:val="0"/>
+          <w:bCs w:val="0"/>
+          <w:lang w:eastAsia="zh-CN"/>
+        </w:rPr>
+        <w:t>并</w:t>
+      </w:r>
       <w:r>
         <w:rPr>
           <w:rFonts w:hint="eastAsia"/>
           <w:b w:val="0"/>
           <w:bCs w:val="0"/>
-        </w:rPr>
-        <w:lastRenderedPageBreak/>
-        <w:t>6.</w:t>
-      </w:r>
-      <w:r>
-        <w:rPr>
-          <w:b w:val="0"/>
-          <w:bCs w:val="0"/>
-        </w:rPr>
-        <w:t xml:space="preserve"> </w:t>
-      </w:r>
-      <w:r>
-        <w:rPr>
-          <w:b w:val="0"/>
-          <w:bCs w:val="0"/>
-        </w:rPr>
-        <w:t>并</w:t>
-      </w:r>
-      <w:r>
-        <w:rPr>
-          <w:rFonts w:hint="eastAsia"/>
-          <w:b w:val="0"/>
-          <w:bCs w:val="0"/>
+          <w:lang w:eastAsia="zh-CN"/>
         </w:rPr>
         <w:t>发调用和原子性分析</w:t>
       </w:r>
@@ -16530,7 +16790,6 @@
         </w:rPr>
         <w:t xml:space="preserve">6.1 </w:t>
       </w:r>
-      <w:proofErr w:type="spellStart"/>
       <w:r>
         <w:rPr>
           <w:b w:val="0"/>
@@ -16548,7 +16807,6 @@
         </w:rPr>
         <w:t>发分析</w:t>
       </w:r>
-      <w:proofErr w:type="spellEnd"/>
     </w:p>
     <w:tbl>
       <w:tblPr>
@@ -18267,7 +18525,35 @@
         <w:rPr>
           <w:rFonts w:ascii="宋体" w:hAnsi="宋体"/>
         </w:rPr>
-        <w:t xml:space="preserve"> 需要 SDK 生成的 </w:t>
+        <w:t xml:space="preserve"> </w:t>
+      </w:r>
+      <w:proofErr w:type="spellStart"/>
+      <w:r>
+        <w:rPr>
+          <w:rFonts w:ascii="宋体" w:hAnsi="宋体"/>
+        </w:rPr>
+        <w:t>需要</w:t>
+      </w:r>
+      <w:proofErr w:type="spellEnd"/>
+      <w:r>
+        <w:rPr>
+          <w:rFonts w:ascii="宋体" w:hAnsi="宋体"/>
+        </w:rPr>
+        <w:t xml:space="preserve"> SDK </w:t>
+      </w:r>
+      <w:proofErr w:type="spellStart"/>
+      <w:r>
+        <w:rPr>
+          <w:rFonts w:ascii="宋体" w:hAnsi="宋体"/>
+        </w:rPr>
+        <w:t>生成的</w:t>
+      </w:r>
+      <w:proofErr w:type="spellEnd"/>
+      <w:r>
+        <w:rPr>
+          <w:rFonts w:ascii="宋体" w:hAnsi="宋体"/>
+        </w:rPr>
+        <w:t xml:space="preserve"> </w:t>
       </w:r>
       <w:proofErr w:type="spellStart"/>
       <w:r>
@@ -18921,7 +19207,6 @@
         </w:rPr>
         <w:t xml:space="preserve">` </w:t>
       </w:r>
-      <w:proofErr w:type="spellStart"/>
       <w:r>
         <w:rPr>
           <w:b w:val="0"/>
@@ -18939,7 +19224,6 @@
         </w:rPr>
         <w:t>锁串行化</w:t>
       </w:r>
-      <w:proofErr w:type="spellEnd"/>
     </w:p>
     <w:p>
       <w:pPr>
@@ -19459,7 +19743,6 @@
         </w:rPr>
         <w:t xml:space="preserve">6.4 SDK </w:t>
       </w:r>
-      <w:proofErr w:type="spellStart"/>
       <w:r>
         <w:rPr>
           <w:b w:val="0"/>
@@ -19477,7 +19760,6 @@
         </w:rPr>
         <w:t>败的回滚保证</w:t>
       </w:r>
-      <w:proofErr w:type="spellEnd"/>
     </w:p>
     <w:tbl>
       <w:tblPr>
